--- a/DOCUMENTS/Arquitectura_electronica_de_AUTOAMBU_edit.docx
+++ b/DOCUMENTS/Arquitectura_electronica_de_AUTOAMBU_edit.docx
@@ -1741,8 +1741,6 @@
         <w:t>, dotando al sistema de flexibilidad para configurar parámetros por hardware o modificar el comportamiento del dispositivo sin alterar el firmware.</w:t>
       </w:r>
     </w:p>
-    <w:p/>
-    <w:p/>
     <w:p>
       <w:pPr>
         <w:rPr>
@@ -1792,31 +1790,31 @@
           <w:bCs/>
           <w:color w:val="EE0000"/>
         </w:rPr>
+        <w:t xml:space="preserve">Añadir imagen de los test </w:t>
+      </w:r>
+      <w:proofErr w:type="spellStart"/>
+      <w:r>
+        <w:rPr>
+          <w:b/>
+          <w:bCs/>
+          <w:color w:val="EE0000"/>
+        </w:rPr>
+        <w:t>point</w:t>
+      </w:r>
+      <w:proofErr w:type="spellEnd"/>
+    </w:p>
+    <w:p>
+      <w:r>
+        <w:t>Esquemático de los nodos de prueba asignados a los buses de potencia y tierra del sistema.</w:t>
+      </w:r>
+    </w:p>
+    <w:p>
+      <w:r>
+        <w:rPr>
+          <w:b/>
+          <w:bCs/>
+        </w:rPr>
         <w:lastRenderedPageBreak/>
-        <w:t xml:space="preserve">Añadir imagen de los test </w:t>
-      </w:r>
-      <w:proofErr w:type="spellStart"/>
-      <w:r>
-        <w:rPr>
-          <w:b/>
-          <w:bCs/>
-          <w:color w:val="EE0000"/>
-        </w:rPr>
-        <w:t>point</w:t>
-      </w:r>
-      <w:proofErr w:type="spellEnd"/>
-    </w:p>
-    <w:p>
-      <w:r>
-        <w:t>Esquemático de los nodos de prueba asignados a los buses de potencia y tierra del sistema.</w:t>
-      </w:r>
-    </w:p>
-    <w:p>
-      <w:r>
-        <w:rPr>
-          <w:b/>
-          <w:bCs/>
-        </w:rPr>
         <w:t>Justificación técnica de los nodos de medición</w:t>
       </w:r>
       <w:r>
@@ -1919,21 +1917,9 @@
     <w:p/>
     <w:p/>
     <w:p/>
-    <w:p/>
-    <w:p/>
-    <w:p/>
-    <w:p/>
-    <w:p/>
-    <w:p/>
-    <w:p/>
-    <w:p/>
-    <w:p/>
-    <w:p/>
-    <w:p/>
-    <w:p/>
-    <w:p/>
-    <w:p>
-      <w:r>
+    <w:p>
+      <w:r>
+        <w:lastRenderedPageBreak/>
         <w:t xml:space="preserve">Desarrollo </w:t>
       </w:r>
       <w:proofErr w:type="spellStart"/>
@@ -2061,6 +2047,7 @@
           <w:b/>
           <w:bCs/>
         </w:rPr>
+        <w:lastRenderedPageBreak/>
         <w:t>INFORME DE EVALUACIÓN TÉCNICA DE DISEÑO DE PCB</w:t>
       </w:r>
     </w:p>
@@ -2619,6 +2606,7 @@
           <w:b/>
           <w:bCs/>
         </w:rPr>
+        <w:lastRenderedPageBreak/>
         <w:t>Inmunidad al Ruido Conducido (Red de Distribución de Potencia - PDN)</w:t>
       </w:r>
     </w:p>

--- a/DOCUMENTS/Arquitectura_electronica_de_AUTOAMBU_edit.docx
+++ b/DOCUMENTS/Arquitectura_electronica_de_AUTOAMBU_edit.docx
@@ -14,6 +14,1974 @@
           <w:b/>
           <w:bCs/>
         </w:rPr>
+        <w:t>Diseño de la estructura electrónica del sistema AUTOAMBU</w:t>
+      </w:r>
+    </w:p>
+    <w:p>
+      <w:pPr>
+        <w:rPr>
+          <w:b/>
+          <w:bCs/>
+        </w:rPr>
+      </w:pPr>
+    </w:p>
+    <w:p>
+      <w:pPr>
+        <w:rPr>
+          <w:b/>
+          <w:bCs/>
+        </w:rPr>
+      </w:pPr>
+      <w:r>
+        <w:rPr>
+          <w:b/>
+          <w:bCs/>
+        </w:rPr>
+        <w:t>4.2 Arquitectura electrónica del sistema</w:t>
+      </w:r>
+    </w:p>
+    <w:p>
+      <w:pPr>
+        <w:rPr>
+          <w:b/>
+          <w:bCs/>
+        </w:rPr>
+      </w:pPr>
+      <w:r>
+        <w:rPr>
+          <w:b/>
+          <w:bCs/>
+        </w:rPr>
+        <w:t>Aquí incluirías un diagrama de bloques, no la PCB.</w:t>
+      </w:r>
+    </w:p>
+    <w:p>
+      <w:pPr>
+        <w:rPr>
+          <w:b/>
+          <w:bCs/>
+        </w:rPr>
+      </w:pPr>
+      <w:r>
+        <w:rPr>
+          <w:b/>
+          <w:bCs/>
+        </w:rPr>
+        <w:t>Se explicaría cómo está organizado el sistema:</w:t>
+      </w:r>
+    </w:p>
+    <w:p>
+      <w:pPr>
+        <w:numPr>
+          <w:ilvl w:val="0"/>
+          <w:numId w:val="13"/>
+        </w:numPr>
+        <w:rPr>
+          <w:b/>
+          <w:bCs/>
+        </w:rPr>
+      </w:pPr>
+      <w:r>
+        <w:rPr>
+          <w:b/>
+          <w:bCs/>
+        </w:rPr>
+        <w:t xml:space="preserve">Unidad de alimentación. </w:t>
+      </w:r>
+    </w:p>
+    <w:p>
+      <w:pPr>
+        <w:numPr>
+          <w:ilvl w:val="0"/>
+          <w:numId w:val="13"/>
+        </w:numPr>
+        <w:rPr>
+          <w:b/>
+          <w:bCs/>
+        </w:rPr>
+      </w:pPr>
+      <w:r>
+        <w:rPr>
+          <w:b/>
+          <w:bCs/>
+        </w:rPr>
+        <w:t xml:space="preserve">Regulación de voltaje. </w:t>
+      </w:r>
+    </w:p>
+    <w:p>
+      <w:pPr>
+        <w:numPr>
+          <w:ilvl w:val="0"/>
+          <w:numId w:val="13"/>
+        </w:numPr>
+        <w:rPr>
+          <w:b/>
+          <w:bCs/>
+        </w:rPr>
+      </w:pPr>
+      <w:r>
+        <w:rPr>
+          <w:b/>
+          <w:bCs/>
+        </w:rPr>
+        <w:t xml:space="preserve">Unidad de procesamiento (ESP32). </w:t>
+      </w:r>
+    </w:p>
+    <w:p>
+      <w:pPr>
+        <w:numPr>
+          <w:ilvl w:val="0"/>
+          <w:numId w:val="13"/>
+        </w:numPr>
+        <w:rPr>
+          <w:b/>
+          <w:bCs/>
+        </w:rPr>
+      </w:pPr>
+      <w:r>
+        <w:rPr>
+          <w:b/>
+          <w:bCs/>
+        </w:rPr>
+        <w:t xml:space="preserve">Etapa de potencia. </w:t>
+      </w:r>
+    </w:p>
+    <w:p>
+      <w:pPr>
+        <w:numPr>
+          <w:ilvl w:val="0"/>
+          <w:numId w:val="13"/>
+        </w:numPr>
+        <w:rPr>
+          <w:b/>
+          <w:bCs/>
+        </w:rPr>
+      </w:pPr>
+      <w:r>
+        <w:rPr>
+          <w:b/>
+          <w:bCs/>
+        </w:rPr>
+        <w:t xml:space="preserve">Sensores. </w:t>
+      </w:r>
+    </w:p>
+    <w:p>
+      <w:pPr>
+        <w:numPr>
+          <w:ilvl w:val="0"/>
+          <w:numId w:val="13"/>
+        </w:numPr>
+        <w:rPr>
+          <w:b/>
+          <w:bCs/>
+        </w:rPr>
+      </w:pPr>
+      <w:r>
+        <w:rPr>
+          <w:b/>
+          <w:bCs/>
+        </w:rPr>
+        <w:t xml:space="preserve">Interfaz de usuario. </w:t>
+      </w:r>
+    </w:p>
+    <w:p>
+      <w:pPr>
+        <w:numPr>
+          <w:ilvl w:val="0"/>
+          <w:numId w:val="13"/>
+        </w:numPr>
+        <w:rPr>
+          <w:b/>
+          <w:bCs/>
+        </w:rPr>
+      </w:pPr>
+      <w:r>
+        <w:rPr>
+          <w:b/>
+          <w:bCs/>
+        </w:rPr>
+        <w:t xml:space="preserve">Comunicaciones. </w:t>
+      </w:r>
+    </w:p>
+    <w:p>
+      <w:pPr>
+        <w:rPr>
+          <w:b/>
+          <w:bCs/>
+        </w:rPr>
+      </w:pPr>
+      <w:r>
+        <w:rPr>
+          <w:b/>
+          <w:bCs/>
+        </w:rPr>
+        <w:pict w14:anchorId="6E552546">
+          <v:rect id="_x0000_i1088" style="width:0;height:1.5pt" o:hralign="center" o:hrstd="t" o:hr="t" fillcolor="#a0a0a0" stroked="f"/>
+        </w:pict>
+      </w:r>
+    </w:p>
+    <w:p>
+      <w:pPr>
+        <w:rPr>
+          <w:b/>
+          <w:bCs/>
+        </w:rPr>
+      </w:pPr>
+      <w:r>
+        <w:rPr>
+          <w:b/>
+          <w:bCs/>
+        </w:rPr>
+        <w:t>4.3 Criterios de diseño de la PCB</w:t>
+      </w:r>
+    </w:p>
+    <w:p>
+      <w:pPr>
+        <w:rPr>
+          <w:b/>
+          <w:bCs/>
+        </w:rPr>
+      </w:pPr>
+      <w:r>
+        <w:rPr>
+          <w:b/>
+          <w:bCs/>
+        </w:rPr>
+        <w:t>Este apartado explica cómo diseñaste la tarjeta antes de hablar de componentes específicos.</w:t>
+      </w:r>
+    </w:p>
+    <w:p>
+      <w:pPr>
+        <w:rPr>
+          <w:b/>
+          <w:bCs/>
+        </w:rPr>
+      </w:pPr>
+      <w:r>
+        <w:rPr>
+          <w:b/>
+          <w:bCs/>
+        </w:rPr>
+        <w:t>Aquí describirías aspectos como:</w:t>
+      </w:r>
+    </w:p>
+    <w:p>
+      <w:pPr>
+        <w:numPr>
+          <w:ilvl w:val="0"/>
+          <w:numId w:val="14"/>
+        </w:numPr>
+        <w:rPr>
+          <w:b/>
+          <w:bCs/>
+        </w:rPr>
+      </w:pPr>
+      <w:r>
+        <w:rPr>
+          <w:b/>
+          <w:bCs/>
+        </w:rPr>
+        <w:t>Diseño basado en criterios DFM (</w:t>
+      </w:r>
+      <w:proofErr w:type="spellStart"/>
+      <w:r>
+        <w:rPr>
+          <w:b/>
+          <w:bCs/>
+        </w:rPr>
+        <w:t>Design</w:t>
+      </w:r>
+      <w:proofErr w:type="spellEnd"/>
+      <w:r>
+        <w:rPr>
+          <w:b/>
+          <w:bCs/>
+        </w:rPr>
+        <w:t xml:space="preserve"> </w:t>
+      </w:r>
+      <w:proofErr w:type="spellStart"/>
+      <w:r>
+        <w:rPr>
+          <w:b/>
+          <w:bCs/>
+        </w:rPr>
+        <w:t>for</w:t>
+      </w:r>
+      <w:proofErr w:type="spellEnd"/>
+      <w:r>
+        <w:rPr>
+          <w:b/>
+          <w:bCs/>
+        </w:rPr>
+        <w:t xml:space="preserve"> </w:t>
+      </w:r>
+      <w:proofErr w:type="spellStart"/>
+      <w:r>
+        <w:rPr>
+          <w:b/>
+          <w:bCs/>
+        </w:rPr>
+        <w:t>Manufacturing</w:t>
+      </w:r>
+      <w:proofErr w:type="spellEnd"/>
+      <w:r>
+        <w:rPr>
+          <w:b/>
+          <w:bCs/>
+        </w:rPr>
+        <w:t xml:space="preserve">). </w:t>
+      </w:r>
+    </w:p>
+    <w:p>
+      <w:pPr>
+        <w:numPr>
+          <w:ilvl w:val="0"/>
+          <w:numId w:val="14"/>
+        </w:numPr>
+        <w:rPr>
+          <w:b/>
+          <w:bCs/>
+        </w:rPr>
+      </w:pPr>
+      <w:r>
+        <w:rPr>
+          <w:b/>
+          <w:bCs/>
+        </w:rPr>
+        <w:t xml:space="preserve">Cumplimiento de normas IPC. </w:t>
+      </w:r>
+    </w:p>
+    <w:p>
+      <w:pPr>
+        <w:numPr>
+          <w:ilvl w:val="0"/>
+          <w:numId w:val="14"/>
+        </w:numPr>
+        <w:rPr>
+          <w:b/>
+          <w:bCs/>
+        </w:rPr>
+      </w:pPr>
+      <w:r>
+        <w:rPr>
+          <w:b/>
+          <w:bCs/>
+        </w:rPr>
+        <w:t xml:space="preserve">Selección del </w:t>
+      </w:r>
+      <w:proofErr w:type="spellStart"/>
+      <w:r>
+        <w:rPr>
+          <w:b/>
+          <w:bCs/>
+        </w:rPr>
+        <w:t>stack</w:t>
+      </w:r>
+      <w:proofErr w:type="spellEnd"/>
+      <w:r>
+        <w:rPr>
+          <w:b/>
+          <w:bCs/>
+        </w:rPr>
+        <w:t xml:space="preserve">-up de la PCB. </w:t>
+      </w:r>
+    </w:p>
+    <w:p>
+      <w:pPr>
+        <w:numPr>
+          <w:ilvl w:val="0"/>
+          <w:numId w:val="14"/>
+        </w:numPr>
+        <w:rPr>
+          <w:b/>
+          <w:bCs/>
+        </w:rPr>
+      </w:pPr>
+      <w:r>
+        <w:rPr>
+          <w:b/>
+          <w:bCs/>
+        </w:rPr>
+        <w:t xml:space="preserve">Distribución de bloques funcionales. </w:t>
+      </w:r>
+    </w:p>
+    <w:p>
+      <w:pPr>
+        <w:numPr>
+          <w:ilvl w:val="0"/>
+          <w:numId w:val="14"/>
+        </w:numPr>
+        <w:rPr>
+          <w:b/>
+          <w:bCs/>
+        </w:rPr>
+      </w:pPr>
+      <w:r>
+        <w:rPr>
+          <w:b/>
+          <w:bCs/>
+        </w:rPr>
+        <w:t xml:space="preserve">Separación entre potencia y lógica. </w:t>
+      </w:r>
+    </w:p>
+    <w:p>
+      <w:pPr>
+        <w:numPr>
+          <w:ilvl w:val="0"/>
+          <w:numId w:val="14"/>
+        </w:numPr>
+        <w:rPr>
+          <w:b/>
+          <w:bCs/>
+        </w:rPr>
+      </w:pPr>
+      <w:r>
+        <w:rPr>
+          <w:b/>
+          <w:bCs/>
+        </w:rPr>
+        <w:t xml:space="preserve">Integridad de señal. </w:t>
+      </w:r>
+    </w:p>
+    <w:p>
+      <w:pPr>
+        <w:numPr>
+          <w:ilvl w:val="0"/>
+          <w:numId w:val="14"/>
+        </w:numPr>
+        <w:rPr>
+          <w:b/>
+          <w:bCs/>
+        </w:rPr>
+      </w:pPr>
+      <w:r>
+        <w:rPr>
+          <w:b/>
+          <w:bCs/>
+        </w:rPr>
+        <w:t xml:space="preserve">Integridad de potencia. </w:t>
+      </w:r>
+    </w:p>
+    <w:p>
+      <w:pPr>
+        <w:numPr>
+          <w:ilvl w:val="0"/>
+          <w:numId w:val="14"/>
+        </w:numPr>
+        <w:rPr>
+          <w:b/>
+          <w:bCs/>
+        </w:rPr>
+      </w:pPr>
+      <w:r>
+        <w:rPr>
+          <w:b/>
+          <w:bCs/>
+        </w:rPr>
+        <w:t xml:space="preserve">Compatibilidad electromagnética (EMC). </w:t>
+      </w:r>
+    </w:p>
+    <w:p>
+      <w:pPr>
+        <w:rPr>
+          <w:b/>
+          <w:bCs/>
+        </w:rPr>
+      </w:pPr>
+    </w:p>
+    <w:p>
+      <w:pPr>
+        <w:rPr>
+          <w:b/>
+          <w:bCs/>
+        </w:rPr>
+      </w:pPr>
+      <w:r>
+        <w:rPr>
+          <w:b/>
+          <w:bCs/>
+        </w:rPr>
+        <w:t>4.4 Distribución física de los componentes</w:t>
+      </w:r>
+    </w:p>
+    <w:p>
+      <w:pPr>
+        <w:rPr>
+          <w:b/>
+          <w:bCs/>
+        </w:rPr>
+      </w:pPr>
+      <w:r>
+        <w:rPr>
+          <w:b/>
+          <w:bCs/>
+        </w:rPr>
+        <w:t>En este apartado ya comenzarías a justificar decisiones concretas.</w:t>
+      </w:r>
+    </w:p>
+    <w:p>
+      <w:pPr>
+        <w:rPr>
+          <w:b/>
+          <w:bCs/>
+        </w:rPr>
+      </w:pPr>
+      <w:r>
+        <w:rPr>
+          <w:b/>
+          <w:bCs/>
+        </w:rPr>
+        <w:t>Por ejemplo:</w:t>
+      </w:r>
+    </w:p>
+    <w:p>
+      <w:pPr>
+        <w:rPr>
+          <w:b/>
+          <w:bCs/>
+        </w:rPr>
+      </w:pPr>
+      <w:r>
+        <w:rPr>
+          <w:b/>
+          <w:bCs/>
+        </w:rPr>
+        <w:t xml:space="preserve">La distribución física de los componentes se realizó considerando la función eléctrica de cada subsistema y las recomendaciones de diseño establecidas por los fabricantes. Los bloques encargados de la regulación de potencia fueron ubicados </w:t>
+      </w:r>
+      <w:r>
+        <w:rPr>
+          <w:b/>
+          <w:bCs/>
+        </w:rPr>
+        <w:lastRenderedPageBreak/>
+        <w:t>próximos a la entrada de alimentación, mientras que la unidad de procesamiento se situó en una región separada de las fuentes de ruido eléctrico generadas por los convertidores conmutados.</w:t>
+      </w:r>
+    </w:p>
+    <w:p>
+      <w:pPr>
+        <w:rPr>
+          <w:b/>
+          <w:bCs/>
+        </w:rPr>
+      </w:pPr>
+      <w:r>
+        <w:rPr>
+          <w:b/>
+          <w:bCs/>
+        </w:rPr>
+        <w:t>Luego explicarías:</w:t>
+      </w:r>
+    </w:p>
+    <w:p>
+      <w:pPr>
+        <w:numPr>
+          <w:ilvl w:val="0"/>
+          <w:numId w:val="15"/>
+        </w:numPr>
+        <w:rPr>
+          <w:b/>
+          <w:bCs/>
+        </w:rPr>
+      </w:pPr>
+      <w:r>
+        <w:rPr>
+          <w:b/>
+          <w:bCs/>
+        </w:rPr>
+        <w:t xml:space="preserve">por qué el ESP32 está donde está; </w:t>
+      </w:r>
+    </w:p>
+    <w:p>
+      <w:pPr>
+        <w:numPr>
+          <w:ilvl w:val="0"/>
+          <w:numId w:val="15"/>
+        </w:numPr>
+        <w:rPr>
+          <w:b/>
+          <w:bCs/>
+        </w:rPr>
+      </w:pPr>
+      <w:r>
+        <w:rPr>
+          <w:b/>
+          <w:bCs/>
+        </w:rPr>
+        <w:t xml:space="preserve">por qué el regulador está cerca del conector de alimentación; </w:t>
+      </w:r>
+    </w:p>
+    <w:p>
+      <w:pPr>
+        <w:numPr>
+          <w:ilvl w:val="0"/>
+          <w:numId w:val="15"/>
+        </w:numPr>
+        <w:rPr>
+          <w:b/>
+          <w:bCs/>
+        </w:rPr>
+      </w:pPr>
+      <w:r>
+        <w:rPr>
+          <w:b/>
+          <w:bCs/>
+        </w:rPr>
+        <w:t xml:space="preserve">por qué los conectores se colocaron en los bordes; </w:t>
+      </w:r>
+    </w:p>
+    <w:p>
+      <w:pPr>
+        <w:numPr>
+          <w:ilvl w:val="0"/>
+          <w:numId w:val="15"/>
+        </w:numPr>
+        <w:rPr>
+          <w:b/>
+          <w:bCs/>
+        </w:rPr>
+      </w:pPr>
+      <w:r>
+        <w:rPr>
+          <w:b/>
+          <w:bCs/>
+        </w:rPr>
+        <w:t xml:space="preserve">por qué el driver del motor está cerca del motor. </w:t>
+      </w:r>
+    </w:p>
+    <w:p>
+      <w:pPr>
+        <w:rPr>
+          <w:b/>
+          <w:bCs/>
+        </w:rPr>
+      </w:pPr>
+    </w:p>
+    <w:p>
+      <w:pPr>
+        <w:rPr>
+          <w:b/>
+          <w:bCs/>
+        </w:rPr>
+      </w:pPr>
+      <w:r>
+        <w:rPr>
+          <w:b/>
+          <w:bCs/>
+        </w:rPr>
+        <w:t>4.5 Diseño del sistema de alimentación</w:t>
+      </w:r>
+    </w:p>
+    <w:p>
+      <w:pPr>
+        <w:rPr>
+          <w:b/>
+          <w:bCs/>
+        </w:rPr>
+      </w:pPr>
+      <w:r>
+        <w:rPr>
+          <w:b/>
+          <w:bCs/>
+        </w:rPr>
+        <w:t>Aquí entrarías en detalles como:</w:t>
+      </w:r>
+    </w:p>
+    <w:p>
+      <w:pPr>
+        <w:numPr>
+          <w:ilvl w:val="0"/>
+          <w:numId w:val="16"/>
+        </w:numPr>
+        <w:rPr>
+          <w:b/>
+          <w:bCs/>
+        </w:rPr>
+      </w:pPr>
+      <w:r>
+        <w:rPr>
+          <w:b/>
+          <w:bCs/>
+        </w:rPr>
+        <w:t xml:space="preserve">Regulador Buck. </w:t>
+      </w:r>
+    </w:p>
+    <w:p>
+      <w:pPr>
+        <w:numPr>
+          <w:ilvl w:val="0"/>
+          <w:numId w:val="16"/>
+        </w:numPr>
+        <w:rPr>
+          <w:b/>
+          <w:bCs/>
+        </w:rPr>
+      </w:pPr>
+      <w:r>
+        <w:rPr>
+          <w:b/>
+          <w:bCs/>
+        </w:rPr>
+        <w:t xml:space="preserve">Fuente de 3.3 V. </w:t>
+      </w:r>
+    </w:p>
+    <w:p>
+      <w:pPr>
+        <w:numPr>
+          <w:ilvl w:val="0"/>
+          <w:numId w:val="16"/>
+        </w:numPr>
+        <w:rPr>
+          <w:b/>
+          <w:bCs/>
+        </w:rPr>
+      </w:pPr>
+      <w:r>
+        <w:rPr>
+          <w:b/>
+          <w:bCs/>
+        </w:rPr>
+        <w:t xml:space="preserve">Capacitores. </w:t>
+      </w:r>
+    </w:p>
+    <w:p>
+      <w:pPr>
+        <w:numPr>
+          <w:ilvl w:val="0"/>
+          <w:numId w:val="16"/>
+        </w:numPr>
+        <w:rPr>
+          <w:b/>
+          <w:bCs/>
+        </w:rPr>
+      </w:pPr>
+      <w:r>
+        <w:rPr>
+          <w:b/>
+          <w:bCs/>
+        </w:rPr>
+        <w:t xml:space="preserve">Diodo Schottky. </w:t>
+      </w:r>
+    </w:p>
+    <w:p>
+      <w:pPr>
+        <w:numPr>
+          <w:ilvl w:val="0"/>
+          <w:numId w:val="16"/>
+        </w:numPr>
+        <w:rPr>
+          <w:b/>
+          <w:bCs/>
+        </w:rPr>
+      </w:pPr>
+      <w:r>
+        <w:rPr>
+          <w:b/>
+          <w:bCs/>
+        </w:rPr>
+        <w:t xml:space="preserve">Bobina. </w:t>
+      </w:r>
+    </w:p>
+    <w:p>
+      <w:pPr>
+        <w:numPr>
+          <w:ilvl w:val="0"/>
+          <w:numId w:val="16"/>
+        </w:numPr>
+        <w:rPr>
+          <w:b/>
+          <w:bCs/>
+        </w:rPr>
+      </w:pPr>
+      <w:r>
+        <w:rPr>
+          <w:b/>
+          <w:bCs/>
+        </w:rPr>
+        <w:t xml:space="preserve">Anchos de pista. </w:t>
+      </w:r>
+    </w:p>
+    <w:p>
+      <w:pPr>
+        <w:numPr>
+          <w:ilvl w:val="0"/>
+          <w:numId w:val="16"/>
+        </w:numPr>
+        <w:rPr>
+          <w:b/>
+          <w:bCs/>
+        </w:rPr>
+      </w:pPr>
+      <w:r>
+        <w:rPr>
+          <w:b/>
+          <w:bCs/>
+        </w:rPr>
+        <w:t xml:space="preserve">Plano de alimentación. </w:t>
+      </w:r>
+    </w:p>
+    <w:p>
+      <w:pPr>
+        <w:rPr>
+          <w:b/>
+          <w:bCs/>
+        </w:rPr>
+      </w:pPr>
+      <w:r>
+        <w:rPr>
+          <w:b/>
+          <w:bCs/>
+        </w:rPr>
+        <w:t>Aquí iría la explicación que hicimos anteriormente sobre el diseño del convertidor Buck.</w:t>
+      </w:r>
+    </w:p>
+    <w:p>
+      <w:pPr>
+        <w:rPr>
+          <w:b/>
+          <w:bCs/>
+        </w:rPr>
+      </w:pPr>
+      <w:r>
+        <w:rPr>
+          <w:b/>
+          <w:bCs/>
+        </w:rPr>
+        <w:pict w14:anchorId="6ED2E898">
+          <v:rect id="_x0000_i1091" style="width:0;height:1.5pt" o:hralign="center" o:hrstd="t" o:hr="t" fillcolor="#a0a0a0" stroked="f"/>
+        </w:pict>
+      </w:r>
+    </w:p>
+    <w:p>
+      <w:pPr>
+        <w:rPr>
+          <w:b/>
+          <w:bCs/>
+        </w:rPr>
+      </w:pPr>
+      <w:r>
+        <w:rPr>
+          <w:b/>
+          <w:bCs/>
+        </w:rPr>
+        <w:t>4.6 Diseño del plano de tierra (Ground Plane)</w:t>
+      </w:r>
+    </w:p>
+    <w:p>
+      <w:pPr>
+        <w:rPr>
+          <w:b/>
+          <w:bCs/>
+        </w:rPr>
+      </w:pPr>
+      <w:r>
+        <w:rPr>
+          <w:b/>
+          <w:bCs/>
+        </w:rPr>
+        <w:t>Este apartado es muy importante porque tu PCB tiene bastante trabajo en ese aspecto.</w:t>
+      </w:r>
+    </w:p>
+    <w:p>
+      <w:pPr>
+        <w:rPr>
+          <w:b/>
+          <w:bCs/>
+        </w:rPr>
+      </w:pPr>
+      <w:r>
+        <w:rPr>
+          <w:b/>
+          <w:bCs/>
+        </w:rPr>
+        <w:t>Podrías explicar:</w:t>
+      </w:r>
+    </w:p>
+    <w:p>
+      <w:pPr>
+        <w:numPr>
+          <w:ilvl w:val="0"/>
+          <w:numId w:val="17"/>
+        </w:numPr>
+        <w:rPr>
+          <w:b/>
+          <w:bCs/>
+        </w:rPr>
+      </w:pPr>
+      <w:r>
+        <w:rPr>
+          <w:b/>
+          <w:bCs/>
+        </w:rPr>
+        <w:t xml:space="preserve">plano continuo de tierra; </w:t>
+      </w:r>
+    </w:p>
+    <w:p>
+      <w:pPr>
+        <w:numPr>
+          <w:ilvl w:val="0"/>
+          <w:numId w:val="17"/>
+        </w:numPr>
+        <w:rPr>
+          <w:b/>
+          <w:bCs/>
+        </w:rPr>
+      </w:pPr>
+      <w:r>
+        <w:rPr>
+          <w:b/>
+          <w:bCs/>
+        </w:rPr>
+        <w:t xml:space="preserve">retorno de corriente; </w:t>
+      </w:r>
+    </w:p>
+    <w:p>
+      <w:pPr>
+        <w:numPr>
+          <w:ilvl w:val="0"/>
+          <w:numId w:val="17"/>
+        </w:numPr>
+        <w:rPr>
+          <w:b/>
+          <w:bCs/>
+        </w:rPr>
+      </w:pPr>
+      <w:r>
+        <w:rPr>
+          <w:b/>
+          <w:bCs/>
+        </w:rPr>
+        <w:t xml:space="preserve">reducción de EMI; </w:t>
+      </w:r>
+    </w:p>
+    <w:p>
+      <w:pPr>
+        <w:numPr>
+          <w:ilvl w:val="0"/>
+          <w:numId w:val="17"/>
+        </w:numPr>
+        <w:rPr>
+          <w:b/>
+          <w:bCs/>
+        </w:rPr>
+      </w:pPr>
+      <w:r>
+        <w:rPr>
+          <w:b/>
+          <w:bCs/>
+        </w:rPr>
+        <w:t xml:space="preserve">reducción de impedancia; </w:t>
+      </w:r>
+    </w:p>
+    <w:p>
+      <w:pPr>
+        <w:numPr>
+          <w:ilvl w:val="0"/>
+          <w:numId w:val="17"/>
+        </w:numPr>
+        <w:rPr>
+          <w:b/>
+          <w:bCs/>
+        </w:rPr>
+      </w:pPr>
+      <w:r>
+        <w:rPr>
+          <w:b/>
+          <w:bCs/>
+        </w:rPr>
+        <w:t xml:space="preserve">estabilidad del sistema; </w:t>
+      </w:r>
+    </w:p>
+    <w:p>
+      <w:pPr>
+        <w:numPr>
+          <w:ilvl w:val="0"/>
+          <w:numId w:val="17"/>
+        </w:numPr>
+        <w:rPr>
+          <w:b/>
+          <w:bCs/>
+        </w:rPr>
+      </w:pPr>
+      <w:r>
+        <w:rPr>
+          <w:b/>
+          <w:bCs/>
+        </w:rPr>
+        <w:t xml:space="preserve">conexión entre capas mediante vías. </w:t>
+      </w:r>
+    </w:p>
+    <w:p>
+      <w:pPr>
+        <w:rPr>
+          <w:b/>
+          <w:bCs/>
+        </w:rPr>
+      </w:pPr>
+      <w:r>
+        <w:rPr>
+          <w:b/>
+          <w:bCs/>
+        </w:rPr>
+        <w:pict w14:anchorId="2C31FD71">
+          <v:rect id="_x0000_i1092" style="width:0;height:1.5pt" o:hralign="center" o:hrstd="t" o:hr="t" fillcolor="#a0a0a0" stroked="f"/>
+        </w:pict>
+      </w:r>
+    </w:p>
+    <w:p>
+      <w:pPr>
+        <w:rPr>
+          <w:b/>
+          <w:bCs/>
+        </w:rPr>
+      </w:pPr>
+      <w:r>
+        <w:rPr>
+          <w:b/>
+          <w:bCs/>
+        </w:rPr>
+        <w:lastRenderedPageBreak/>
+        <w:t>4.7 Estrategias de integridad de señal y potencia</w:t>
+      </w:r>
+    </w:p>
+    <w:p>
+      <w:pPr>
+        <w:rPr>
+          <w:b/>
+          <w:bCs/>
+        </w:rPr>
+      </w:pPr>
+      <w:r>
+        <w:rPr>
+          <w:b/>
+          <w:bCs/>
+        </w:rPr>
+        <w:t>Aquí describirías decisiones como:</w:t>
+      </w:r>
+    </w:p>
+    <w:p>
+      <w:pPr>
+        <w:numPr>
+          <w:ilvl w:val="0"/>
+          <w:numId w:val="18"/>
+        </w:numPr>
+        <w:rPr>
+          <w:b/>
+          <w:bCs/>
+        </w:rPr>
+      </w:pPr>
+      <w:r>
+        <w:rPr>
+          <w:b/>
+          <w:bCs/>
+        </w:rPr>
+        <w:t xml:space="preserve">capacitores de desacoplo de 100 </w:t>
+      </w:r>
+      <w:proofErr w:type="spellStart"/>
+      <w:r>
+        <w:rPr>
+          <w:b/>
+          <w:bCs/>
+        </w:rPr>
+        <w:t>nF</w:t>
+      </w:r>
+      <w:proofErr w:type="spellEnd"/>
+      <w:r>
+        <w:rPr>
+          <w:b/>
+          <w:bCs/>
+        </w:rPr>
+        <w:t xml:space="preserve">; </w:t>
+      </w:r>
+    </w:p>
+    <w:p>
+      <w:pPr>
+        <w:numPr>
+          <w:ilvl w:val="0"/>
+          <w:numId w:val="18"/>
+        </w:numPr>
+        <w:rPr>
+          <w:b/>
+          <w:bCs/>
+        </w:rPr>
+      </w:pPr>
+      <w:r>
+        <w:rPr>
+          <w:b/>
+          <w:bCs/>
+        </w:rPr>
+        <w:t xml:space="preserve">capacitor de 10 µF junto al ESP32; </w:t>
+      </w:r>
+    </w:p>
+    <w:p>
+      <w:pPr>
+        <w:numPr>
+          <w:ilvl w:val="0"/>
+          <w:numId w:val="18"/>
+        </w:numPr>
+        <w:rPr>
+          <w:b/>
+          <w:bCs/>
+        </w:rPr>
+      </w:pPr>
+      <w:r>
+        <w:rPr>
+          <w:b/>
+          <w:bCs/>
+        </w:rPr>
+        <w:t xml:space="preserve">pistas cortas; </w:t>
+      </w:r>
+    </w:p>
+    <w:p>
+      <w:pPr>
+        <w:numPr>
+          <w:ilvl w:val="0"/>
+          <w:numId w:val="18"/>
+        </w:numPr>
+        <w:rPr>
+          <w:b/>
+          <w:bCs/>
+        </w:rPr>
+      </w:pPr>
+      <w:r>
+        <w:rPr>
+          <w:b/>
+          <w:bCs/>
+        </w:rPr>
+        <w:t xml:space="preserve">reducción del área del lazo de corriente; </w:t>
+      </w:r>
+    </w:p>
+    <w:p>
+      <w:pPr>
+        <w:numPr>
+          <w:ilvl w:val="0"/>
+          <w:numId w:val="18"/>
+        </w:numPr>
+        <w:rPr>
+          <w:b/>
+          <w:bCs/>
+        </w:rPr>
+      </w:pPr>
+      <w:r>
+        <w:rPr>
+          <w:b/>
+          <w:bCs/>
+        </w:rPr>
+        <w:t xml:space="preserve">separación entre señales digitales y potencia; </w:t>
+      </w:r>
+    </w:p>
+    <w:p>
+      <w:pPr>
+        <w:numPr>
+          <w:ilvl w:val="0"/>
+          <w:numId w:val="18"/>
+        </w:numPr>
+        <w:rPr>
+          <w:b/>
+          <w:bCs/>
+        </w:rPr>
+      </w:pPr>
+      <w:r>
+        <w:rPr>
+          <w:b/>
+          <w:bCs/>
+        </w:rPr>
+        <w:t xml:space="preserve">ubicación del regulador conmutado; </w:t>
+      </w:r>
+    </w:p>
+    <w:p>
+      <w:pPr>
+        <w:numPr>
+          <w:ilvl w:val="0"/>
+          <w:numId w:val="18"/>
+        </w:numPr>
+        <w:rPr>
+          <w:b/>
+          <w:bCs/>
+        </w:rPr>
+      </w:pPr>
+      <w:r>
+        <w:rPr>
+          <w:b/>
+          <w:bCs/>
+        </w:rPr>
+        <w:t xml:space="preserve">distribución de planos de alimentación. </w:t>
+      </w:r>
+    </w:p>
+    <w:p>
+      <w:pPr>
+        <w:rPr>
+          <w:b/>
+          <w:bCs/>
+        </w:rPr>
+      </w:pPr>
+      <w:r>
+        <w:rPr>
+          <w:b/>
+          <w:bCs/>
+        </w:rPr>
+        <w:pict w14:anchorId="14D49306">
+          <v:rect id="_x0000_i1093" style="width:0;height:1.5pt" o:hralign="center" o:hrstd="t" o:hr="t" fillcolor="#a0a0a0" stroked="f"/>
+        </w:pict>
+      </w:r>
+    </w:p>
+    <w:p>
+      <w:pPr>
+        <w:rPr>
+          <w:b/>
+          <w:bCs/>
+        </w:rPr>
+      </w:pPr>
+      <w:r>
+        <w:rPr>
+          <w:b/>
+          <w:bCs/>
+        </w:rPr>
+        <w:t>4.8 Gestión térmica</w:t>
+      </w:r>
+    </w:p>
+    <w:p>
+      <w:pPr>
+        <w:rPr>
+          <w:b/>
+          <w:bCs/>
+        </w:rPr>
+      </w:pPr>
+      <w:r>
+        <w:rPr>
+          <w:b/>
+          <w:bCs/>
+        </w:rPr>
+        <w:t>En este apartado hablarías de:</w:t>
+      </w:r>
+    </w:p>
+    <w:p>
+      <w:pPr>
+        <w:numPr>
+          <w:ilvl w:val="0"/>
+          <w:numId w:val="19"/>
+        </w:numPr>
+        <w:rPr>
+          <w:b/>
+          <w:bCs/>
+        </w:rPr>
+      </w:pPr>
+      <w:r>
+        <w:rPr>
+          <w:b/>
+          <w:bCs/>
+        </w:rPr>
+        <w:t>vías térmicas (</w:t>
+      </w:r>
+      <w:proofErr w:type="spellStart"/>
+      <w:r>
+        <w:rPr>
+          <w:b/>
+          <w:bCs/>
+        </w:rPr>
+        <w:t>thermal</w:t>
+      </w:r>
+      <w:proofErr w:type="spellEnd"/>
+      <w:r>
+        <w:rPr>
+          <w:b/>
+          <w:bCs/>
+        </w:rPr>
+        <w:t xml:space="preserve"> </w:t>
+      </w:r>
+      <w:proofErr w:type="spellStart"/>
+      <w:r>
+        <w:rPr>
+          <w:b/>
+          <w:bCs/>
+        </w:rPr>
+        <w:t>vias</w:t>
+      </w:r>
+      <w:proofErr w:type="spellEnd"/>
+      <w:r>
+        <w:rPr>
+          <w:b/>
+          <w:bCs/>
+        </w:rPr>
+        <w:t xml:space="preserve"> o </w:t>
+      </w:r>
+      <w:proofErr w:type="spellStart"/>
+      <w:r>
+        <w:rPr>
+          <w:b/>
+          <w:bCs/>
+        </w:rPr>
+        <w:t>via</w:t>
+      </w:r>
+      <w:proofErr w:type="spellEnd"/>
+      <w:r>
+        <w:rPr>
+          <w:b/>
+          <w:bCs/>
+        </w:rPr>
+        <w:t>-</w:t>
+      </w:r>
+      <w:proofErr w:type="spellStart"/>
+      <w:r>
+        <w:rPr>
+          <w:b/>
+          <w:bCs/>
+        </w:rPr>
+        <w:t>in-pad</w:t>
+      </w:r>
+      <w:proofErr w:type="spellEnd"/>
+      <w:r>
+        <w:rPr>
+          <w:b/>
+          <w:bCs/>
+        </w:rPr>
+        <w:t xml:space="preserve">); </w:t>
+      </w:r>
+    </w:p>
+    <w:p>
+      <w:pPr>
+        <w:numPr>
+          <w:ilvl w:val="0"/>
+          <w:numId w:val="19"/>
+        </w:numPr>
+        <w:rPr>
+          <w:b/>
+          <w:bCs/>
+        </w:rPr>
+      </w:pPr>
+      <w:r>
+        <w:rPr>
+          <w:b/>
+          <w:bCs/>
+        </w:rPr>
+        <w:t xml:space="preserve">disipación mediante planos de cobre; </w:t>
+      </w:r>
+    </w:p>
+    <w:p>
+      <w:pPr>
+        <w:numPr>
+          <w:ilvl w:val="0"/>
+          <w:numId w:val="19"/>
+        </w:numPr>
+        <w:rPr>
+          <w:b/>
+          <w:bCs/>
+        </w:rPr>
+      </w:pPr>
+      <w:r>
+        <w:rPr>
+          <w:b/>
+          <w:bCs/>
+        </w:rPr>
+        <w:t xml:space="preserve">componentes de potencia; </w:t>
+      </w:r>
+    </w:p>
+    <w:p>
+      <w:pPr>
+        <w:numPr>
+          <w:ilvl w:val="0"/>
+          <w:numId w:val="19"/>
+        </w:numPr>
+        <w:rPr>
+          <w:b/>
+          <w:bCs/>
+        </w:rPr>
+      </w:pPr>
+      <w:r>
+        <w:rPr>
+          <w:b/>
+          <w:bCs/>
+        </w:rPr>
+        <w:t xml:space="preserve">reducción de temperatura. </w:t>
+      </w:r>
+    </w:p>
+    <w:p>
+      <w:pPr>
+        <w:rPr>
+          <w:b/>
+          <w:bCs/>
+        </w:rPr>
+      </w:pPr>
+      <w:r>
+        <w:rPr>
+          <w:b/>
+          <w:bCs/>
+        </w:rPr>
+        <w:pict w14:anchorId="3A18FEC8">
+          <v:rect id="_x0000_i1094" style="width:0;height:1.5pt" o:hralign="center" o:hrstd="t" o:hr="t" fillcolor="#a0a0a0" stroked="f"/>
+        </w:pict>
+      </w:r>
+    </w:p>
+    <w:p>
+      <w:pPr>
+        <w:rPr>
+          <w:b/>
+          <w:bCs/>
+        </w:rPr>
+      </w:pPr>
+      <w:r>
+        <w:rPr>
+          <w:b/>
+          <w:bCs/>
+        </w:rPr>
+        <w:t>4.9 Diseño orientado a manufactura (DFM)</w:t>
+      </w:r>
+    </w:p>
+    <w:p>
+      <w:pPr>
+        <w:rPr>
+          <w:b/>
+          <w:bCs/>
+        </w:rPr>
+      </w:pPr>
+      <w:r>
+        <w:rPr>
+          <w:b/>
+          <w:bCs/>
+        </w:rPr>
+        <w:t>Aquí explicarías:</w:t>
+      </w:r>
+    </w:p>
+    <w:p>
+      <w:pPr>
+        <w:numPr>
+          <w:ilvl w:val="0"/>
+          <w:numId w:val="20"/>
+        </w:numPr>
+        <w:rPr>
+          <w:b/>
+          <w:bCs/>
+        </w:rPr>
+      </w:pPr>
+      <w:r>
+        <w:rPr>
+          <w:b/>
+          <w:bCs/>
+        </w:rPr>
+        <w:t xml:space="preserve">cumplimiento de reglas DRC; </w:t>
+      </w:r>
+    </w:p>
+    <w:p>
+      <w:pPr>
+        <w:numPr>
+          <w:ilvl w:val="0"/>
+          <w:numId w:val="20"/>
+        </w:numPr>
+        <w:rPr>
+          <w:b/>
+          <w:bCs/>
+        </w:rPr>
+      </w:pPr>
+      <w:r>
+        <w:rPr>
+          <w:b/>
+          <w:bCs/>
+        </w:rPr>
+        <w:t xml:space="preserve">cumplimiento de capacidades del fabricante (por ejemplo, JLCPCB); </w:t>
+      </w:r>
+    </w:p>
+    <w:p>
+      <w:pPr>
+        <w:numPr>
+          <w:ilvl w:val="0"/>
+          <w:numId w:val="20"/>
+        </w:numPr>
+        <w:rPr>
+          <w:b/>
+          <w:bCs/>
+        </w:rPr>
+      </w:pPr>
+      <w:r>
+        <w:rPr>
+          <w:b/>
+          <w:bCs/>
+        </w:rPr>
+        <w:t xml:space="preserve">separación mínima entre pistas; </w:t>
+      </w:r>
+    </w:p>
+    <w:p>
+      <w:pPr>
+        <w:numPr>
+          <w:ilvl w:val="0"/>
+          <w:numId w:val="20"/>
+        </w:numPr>
+        <w:rPr>
+          <w:b/>
+          <w:bCs/>
+        </w:rPr>
+      </w:pPr>
+      <w:r>
+        <w:rPr>
+          <w:b/>
+          <w:bCs/>
+        </w:rPr>
+        <w:t xml:space="preserve">diámetros de vías; </w:t>
+      </w:r>
+    </w:p>
+    <w:p>
+      <w:pPr>
+        <w:numPr>
+          <w:ilvl w:val="0"/>
+          <w:numId w:val="20"/>
+        </w:numPr>
+        <w:rPr>
+          <w:b/>
+          <w:bCs/>
+        </w:rPr>
+      </w:pPr>
+      <w:r>
+        <w:rPr>
+          <w:b/>
+          <w:bCs/>
+        </w:rPr>
+        <w:t xml:space="preserve">tamaño de </w:t>
+      </w:r>
+      <w:proofErr w:type="spellStart"/>
+      <w:r>
+        <w:rPr>
+          <w:b/>
+          <w:bCs/>
+        </w:rPr>
+        <w:t>pads</w:t>
+      </w:r>
+      <w:proofErr w:type="spellEnd"/>
+      <w:r>
+        <w:rPr>
+          <w:b/>
+          <w:bCs/>
+        </w:rPr>
+        <w:t xml:space="preserve">; </w:t>
+      </w:r>
+    </w:p>
+    <w:p>
+      <w:pPr>
+        <w:numPr>
+          <w:ilvl w:val="0"/>
+          <w:numId w:val="20"/>
+        </w:numPr>
+        <w:rPr>
+          <w:b/>
+          <w:bCs/>
+        </w:rPr>
+      </w:pPr>
+      <w:r>
+        <w:rPr>
+          <w:b/>
+          <w:bCs/>
+        </w:rPr>
+        <w:t xml:space="preserve">serigrafía; </w:t>
+      </w:r>
+    </w:p>
+    <w:p>
+      <w:pPr>
+        <w:numPr>
+          <w:ilvl w:val="0"/>
+          <w:numId w:val="20"/>
+        </w:numPr>
+        <w:rPr>
+          <w:b/>
+          <w:bCs/>
+        </w:rPr>
+      </w:pPr>
+      <w:proofErr w:type="spellStart"/>
+      <w:r>
+        <w:rPr>
+          <w:b/>
+          <w:bCs/>
+        </w:rPr>
+        <w:t>panelización</w:t>
+      </w:r>
+      <w:proofErr w:type="spellEnd"/>
+      <w:r>
+        <w:rPr>
+          <w:b/>
+          <w:bCs/>
+        </w:rPr>
+        <w:t xml:space="preserve"> (si aplica). </w:t>
+      </w:r>
+    </w:p>
+    <w:p>
+      <w:pPr>
+        <w:rPr>
+          <w:b/>
+          <w:bCs/>
+        </w:rPr>
+      </w:pPr>
+      <w:r>
+        <w:rPr>
+          <w:b/>
+          <w:bCs/>
+        </w:rPr>
+        <w:pict w14:anchorId="6BF321EF">
+          <v:rect id="_x0000_i1095" style="width:0;height:1.5pt" o:hralign="center" o:hrstd="t" o:hr="t" fillcolor="#a0a0a0" stroked="f"/>
+        </w:pict>
+      </w:r>
+    </w:p>
+    <w:p>
+      <w:pPr>
+        <w:rPr>
+          <w:b/>
+          <w:bCs/>
+        </w:rPr>
+      </w:pPr>
+      <w:r>
+        <w:rPr>
+          <w:b/>
+          <w:bCs/>
+        </w:rPr>
+        <w:t>4.10 Validación del diseño</w:t>
+      </w:r>
+    </w:p>
+    <w:p>
+      <w:pPr>
+        <w:rPr>
+          <w:b/>
+          <w:bCs/>
+        </w:rPr>
+      </w:pPr>
+      <w:r>
+        <w:rPr>
+          <w:b/>
+          <w:bCs/>
+        </w:rPr>
+        <w:t>Finalmente, cerrarías el capítulo indicando cómo verificaste el diseño antes de fabricar la placa:</w:t>
+      </w:r>
+    </w:p>
+    <w:p>
+      <w:pPr>
+        <w:numPr>
+          <w:ilvl w:val="0"/>
+          <w:numId w:val="21"/>
+        </w:numPr>
+        <w:rPr>
+          <w:b/>
+          <w:bCs/>
+        </w:rPr>
+      </w:pPr>
+      <w:r>
+        <w:rPr>
+          <w:b/>
+          <w:bCs/>
+        </w:rPr>
+        <w:t xml:space="preserve">revisión del esquemático; </w:t>
+      </w:r>
+    </w:p>
+    <w:p>
+      <w:pPr>
+        <w:numPr>
+          <w:ilvl w:val="0"/>
+          <w:numId w:val="21"/>
+        </w:numPr>
+        <w:rPr>
+          <w:b/>
+          <w:bCs/>
+        </w:rPr>
+      </w:pPr>
+      <w:r>
+        <w:rPr>
+          <w:b/>
+          <w:bCs/>
+        </w:rPr>
+        <w:lastRenderedPageBreak/>
+        <w:t xml:space="preserve">comprobación de reglas eléctricas (ERC); </w:t>
+      </w:r>
+    </w:p>
+    <w:p>
+      <w:pPr>
+        <w:numPr>
+          <w:ilvl w:val="0"/>
+          <w:numId w:val="21"/>
+        </w:numPr>
+        <w:rPr>
+          <w:b/>
+          <w:bCs/>
+        </w:rPr>
+      </w:pPr>
+      <w:r>
+        <w:rPr>
+          <w:b/>
+          <w:bCs/>
+        </w:rPr>
+        <w:t xml:space="preserve">comprobación de reglas de diseño (DRC); </w:t>
+      </w:r>
+    </w:p>
+    <w:p>
+      <w:pPr>
+        <w:numPr>
+          <w:ilvl w:val="0"/>
+          <w:numId w:val="21"/>
+        </w:numPr>
+        <w:rPr>
+          <w:b/>
+          <w:bCs/>
+        </w:rPr>
+      </w:pPr>
+      <w:r>
+        <w:rPr>
+          <w:b/>
+          <w:bCs/>
+        </w:rPr>
+        <w:t xml:space="preserve">revisión del modelo 3D; </w:t>
+      </w:r>
+    </w:p>
+    <w:p>
+      <w:pPr>
+        <w:numPr>
+          <w:ilvl w:val="0"/>
+          <w:numId w:val="21"/>
+        </w:numPr>
+        <w:rPr>
+          <w:b/>
+          <w:bCs/>
+        </w:rPr>
+      </w:pPr>
+      <w:r>
+        <w:rPr>
+          <w:b/>
+          <w:bCs/>
+        </w:rPr>
+        <w:t xml:space="preserve">generación de archivos Gerber; </w:t>
+      </w:r>
+    </w:p>
+    <w:p>
+      <w:pPr>
+        <w:numPr>
+          <w:ilvl w:val="0"/>
+          <w:numId w:val="21"/>
+        </w:numPr>
+        <w:rPr>
+          <w:b/>
+          <w:bCs/>
+        </w:rPr>
+      </w:pPr>
+      <w:r>
+        <w:rPr>
+          <w:b/>
+          <w:bCs/>
+        </w:rPr>
+        <w:t xml:space="preserve">fabricación y ensamblaje. </w:t>
+      </w:r>
+    </w:p>
+    <w:p>
+      <w:pPr>
+        <w:rPr>
+          <w:b/>
+          <w:bCs/>
+        </w:rPr>
+      </w:pPr>
+    </w:p>
+    <w:p>
+      <w:pPr>
+        <w:rPr>
+          <w:b/>
+          <w:bCs/>
+        </w:rPr>
+      </w:pPr>
+    </w:p>
+    <w:p>
+      <w:pPr>
+        <w:rPr>
+          <w:b/>
+          <w:bCs/>
+        </w:rPr>
+      </w:pPr>
+    </w:p>
+    <w:p>
+      <w:pPr>
+        <w:rPr>
+          <w:b/>
+          <w:bCs/>
+        </w:rPr>
+      </w:pPr>
+    </w:p>
+    <w:p>
+      <w:pPr>
+        <w:rPr>
+          <w:b/>
+          <w:bCs/>
+        </w:rPr>
+      </w:pPr>
+    </w:p>
+    <w:p>
+      <w:pPr>
+        <w:rPr>
+          <w:b/>
+          <w:bCs/>
+        </w:rPr>
+      </w:pPr>
+    </w:p>
+    <w:p>
+      <w:pPr>
+        <w:rPr>
+          <w:b/>
+          <w:bCs/>
+        </w:rPr>
+      </w:pPr>
+    </w:p>
+    <w:p>
+      <w:pPr>
+        <w:rPr>
+          <w:b/>
+          <w:bCs/>
+        </w:rPr>
+      </w:pPr>
+    </w:p>
+    <w:p>
+      <w:pPr>
+        <w:rPr>
+          <w:b/>
+          <w:bCs/>
+        </w:rPr>
+      </w:pPr>
+    </w:p>
+    <w:p>
+      <w:pPr>
+        <w:rPr>
+          <w:b/>
+          <w:bCs/>
+        </w:rPr>
+      </w:pPr>
+    </w:p>
+    <w:p>
+      <w:pPr>
+        <w:rPr>
+          <w:b/>
+          <w:bCs/>
+        </w:rPr>
+      </w:pPr>
+    </w:p>
+    <w:p>
+      <w:pPr>
+        <w:rPr>
+          <w:b/>
+          <w:bCs/>
+        </w:rPr>
+      </w:pPr>
+    </w:p>
+    <w:p>
+      <w:pPr>
+        <w:rPr>
+          <w:b/>
+          <w:bCs/>
+        </w:rPr>
+      </w:pPr>
+    </w:p>
+    <w:p>
+      <w:pPr>
+        <w:rPr>
+          <w:b/>
+          <w:bCs/>
+        </w:rPr>
+      </w:pPr>
+    </w:p>
+    <w:p>
+      <w:pPr>
+        <w:rPr>
+          <w:b/>
+          <w:bCs/>
+        </w:rPr>
+      </w:pPr>
+    </w:p>
+    <w:p>
+      <w:pPr>
+        <w:rPr>
+          <w:b/>
+          <w:bCs/>
+        </w:rPr>
+      </w:pPr>
+    </w:p>
+    <w:p>
+      <w:pPr>
+        <w:rPr>
+          <w:b/>
+          <w:bCs/>
+        </w:rPr>
+      </w:pPr>
+    </w:p>
+    <w:p>
+      <w:pPr>
+        <w:rPr>
+          <w:b/>
+          <w:bCs/>
+        </w:rPr>
+      </w:pPr>
+    </w:p>
+    <w:p>
+      <w:pPr>
+        <w:rPr>
+          <w:b/>
+          <w:bCs/>
+        </w:rPr>
+      </w:pPr>
+    </w:p>
+    <w:p>
+      <w:pPr>
+        <w:rPr>
+          <w:b/>
+          <w:bCs/>
+        </w:rPr>
+      </w:pPr>
+    </w:p>
+    <w:p>
+      <w:pPr>
+        <w:rPr>
+          <w:b/>
+          <w:bCs/>
+        </w:rPr>
+      </w:pPr>
+    </w:p>
+    <w:p>
+      <w:pPr>
+        <w:rPr>
+          <w:b/>
+          <w:bCs/>
+        </w:rPr>
+      </w:pPr>
+    </w:p>
+    <w:p>
+      <w:pPr>
+        <w:rPr>
+          <w:b/>
+          <w:bCs/>
+        </w:rPr>
+      </w:pPr>
+    </w:p>
+    <w:p>
+      <w:pPr>
+        <w:rPr>
+          <w:b/>
+          <w:bCs/>
+        </w:rPr>
+      </w:pPr>
+    </w:p>
+    <w:p>
+      <w:pPr>
+        <w:rPr>
+          <w:b/>
+          <w:bCs/>
+        </w:rPr>
+      </w:pPr>
+    </w:p>
+    <w:p>
+      <w:pPr>
+        <w:rPr>
+          <w:b/>
+          <w:bCs/>
+        </w:rPr>
+      </w:pPr>
+    </w:p>
+    <w:p>
+      <w:pPr>
+        <w:rPr>
+          <w:b/>
+          <w:bCs/>
+        </w:rPr>
+      </w:pPr>
+      <w:r>
+        <w:rPr>
+          <w:b/>
+          <w:bCs/>
+        </w:rPr>
+        <w:lastRenderedPageBreak/>
         <w:t>CAPÍTULO IV</w:t>
       </w:r>
     </w:p>
@@ -1318,6 +3286,7 @@
     </w:p>
     <w:p>
       <w:pPr>
+        <w:jc w:val="both"/>
         <w:rPr>
           <w:b/>
           <w:bCs/>
@@ -1336,6 +3305,9 @@
       </w:r>
     </w:p>
     <w:p>
+      <w:pPr>
+        <w:jc w:val="both"/>
+      </w:pPr>
       <w:r>
         <w:rPr>
           <w:b/>
@@ -1348,6 +3320,9 @@
       </w:r>
     </w:p>
     <w:p>
+      <w:pPr>
+        <w:jc w:val="both"/>
+      </w:pPr>
       <w:r>
         <w:t>Para este prototipo, se implementó el módulo ESP32-WROOM-32U. Aunque la hoja de datos más reciente de Espressif recomienda la variante ESP32-WROOM-32UE para nuevos diseños debido a mejoras de eficiencia en el silicio, se optó por la versión 32U para aprovechar la disponibilidad inmediata de inventario durante la fase de desarrollo. Dado que ambos módulos poseen compatibilidad estricta de pines (pin-</w:t>
       </w:r>
@@ -1362,6 +3337,7 @@
     </w:p>
     <w:p>
       <w:pPr>
+        <w:jc w:val="both"/>
         <w:rPr>
           <w:b/>
           <w:bCs/>
@@ -1396,6 +3372,9 @@
       </w:r>
     </w:p>
     <w:p>
+      <w:pPr>
+        <w:jc w:val="both"/>
+      </w:pPr>
       <w:r>
         <w:t xml:space="preserve">Esquemático del microcontrolador ESP32-WROOM-32U, interfaz UART y circuito de </w:t>
       </w:r>
@@ -1408,8 +3387,15 @@
         <w:t>.</w:t>
       </w:r>
     </w:p>
-    <w:p/>
-    <w:p>
+    <w:p>
+      <w:pPr>
+        <w:jc w:val="both"/>
+      </w:pPr>
+    </w:p>
+    <w:p>
+      <w:pPr>
+        <w:jc w:val="both"/>
+      </w:pPr>
       <w:r>
         <w:rPr>
           <w:b/>
@@ -1438,6 +3424,9 @@
       </w:r>
     </w:p>
     <w:p>
+      <w:pPr>
+        <w:jc w:val="both"/>
+      </w:pPr>
       <w:r>
         <w:rPr>
           <w:b/>
@@ -1464,11 +3453,17 @@
       </w:r>
     </w:p>
     <w:p>
+      <w:pPr>
+        <w:jc w:val="both"/>
+      </w:pPr>
       <w:r>
         <w:t>Red de filtrado capacitivo para la alimentación del ESP32</w:t>
       </w:r>
     </w:p>
     <w:p>
+      <w:pPr>
+        <w:jc w:val="both"/>
+      </w:pPr>
       <w:r>
         <w:t xml:space="preserve">Como se detalla en el esquemático correspondiente, la red de filtrado consta de un capacitor electrolítico o de tantalio de 10 µF (C17) que actúa como reserva de energía para los picos de baja frecuencia, en paralelo con un capacitor cerámico de 100 </w:t>
       </w:r>
@@ -1482,6 +3477,9 @@
       </w:r>
     </w:p>
     <w:p>
+      <w:pPr>
+        <w:jc w:val="both"/>
+      </w:pPr>
       <w:r>
         <w:rPr>
           <w:b/>
@@ -1531,15 +3529,22 @@
       </w:r>
       <w:proofErr w:type="spellEnd"/>
       <w:r>
-        <w:t xml:space="preserve">) y BOOT (IO0) del ESP32. Esto permite que el entorno de desarrollo (IDE) ponga al </w:t>
+        <w:t xml:space="preserve">) y BOOT (IO0) del ESP32. Esto permite que el entorno de desarrollo (IDE) ponga al microcontrolador en modo </w:t>
       </w:r>
       <w:r>
         <w:lastRenderedPageBreak/>
-        <w:t>microcontrolador en modo de descarga de forma automática, eliminando la necesidad de interactuar con botones físicos en la placa.</w:t>
-      </w:r>
-    </w:p>
-    <w:p/>
-    <w:p>
+        <w:t>de descarga de forma automática, eliminando la necesidad de interactuar con botones físicos en la placa.</w:t>
+      </w:r>
+    </w:p>
+    <w:p>
+      <w:pPr>
+        <w:jc w:val="both"/>
+      </w:pPr>
+    </w:p>
+    <w:p>
+      <w:pPr>
+        <w:jc w:val="both"/>
+      </w:pPr>
       <w:r>
         <w:rPr>
           <w:b/>
@@ -1560,6 +3565,9 @@
       </w:r>
     </w:p>
     <w:p>
+      <w:pPr>
+        <w:jc w:val="both"/>
+      </w:pPr>
       <w:r>
         <w:rPr>
           <w:b/>
@@ -1585,13 +3593,23 @@
         <w:t>de batería medidor</w:t>
       </w:r>
     </w:p>
-    <w:p/>
-    <w:p>
+    <w:p>
+      <w:pPr>
+        <w:jc w:val="both"/>
+      </w:pPr>
+    </w:p>
+    <w:p>
+      <w:pPr>
+        <w:jc w:val="both"/>
+      </w:pPr>
       <w:r>
         <w:t>Circuito acondicionador con amplificador operacional para medición del nivel de batería.</w:t>
       </w:r>
     </w:p>
     <w:p>
+      <w:pPr>
+        <w:jc w:val="both"/>
+      </w:pPr>
       <w:r>
         <w:t xml:space="preserve">La tensión de la batería (V_BATTERY_1) se reduce mediante un divisor resistivo conformado por R36 (30 </w:t>
       </w:r>
@@ -1613,6 +3631,9 @@
       </w:r>
     </w:p>
     <w:p>
+      <w:pPr>
+        <w:jc w:val="both"/>
+      </w:pPr>
       <w:r>
         <w:rPr>
           <w:b/>
@@ -1634,6 +3655,7 @@
     </w:p>
     <w:p>
       <w:pPr>
+        <w:jc w:val="both"/>
         <w:rPr>
           <w:b/>
           <w:bCs/>
@@ -1696,6 +3718,9 @@
       </w:r>
     </w:p>
     <w:p>
+      <w:pPr>
+        <w:jc w:val="both"/>
+      </w:pPr>
       <w:r>
         <w:rPr>
           <w:i/>
@@ -1705,6 +3730,9 @@
       </w:r>
     </w:p>
     <w:p>
+      <w:pPr>
+        <w:jc w:val="both"/>
+      </w:pPr>
       <w:r>
         <w:t xml:space="preserve">En esta sección se incluyeron resistencias de </w:t>
       </w:r>
@@ -1743,6 +3771,7 @@
     </w:p>
     <w:p>
       <w:pPr>
+        <w:jc w:val="both"/>
         <w:rPr>
           <w:b/>
           <w:bCs/>
@@ -1761,6 +3790,9 @@
       </w:r>
     </w:p>
     <w:p>
+      <w:pPr>
+        <w:jc w:val="both"/>
+      </w:pPr>
       <w:r>
         <w:t>Introducción En el diseño de sistemas médicos y de control embebido industrial, es fundamental prever etapas que faciliten la puesta en marcha, la depuración en tiempo real y la validación segura del hardware. Para evitar cortocircuitos accidentales durante la manipulación con puntas de osciloscopio o multímetros sobre los pines de los componentes superficiales, se integró una red de nodos de prueba físicos (</w:t>
       </w:r>
@@ -1775,9 +3807,14 @@
         <w:t>) distribuidos estratégicamente en los rieles principales de alimentación y referencia del circuito.</w:t>
       </w:r>
     </w:p>
-    <w:p/>
-    <w:p>
-      <w:pPr>
+    <w:p>
+      <w:pPr>
+        <w:jc w:val="both"/>
+      </w:pPr>
+    </w:p>
+    <w:p>
+      <w:pPr>
+        <w:jc w:val="both"/>
         <w:rPr>
           <w:b/>
           <w:bCs/>
@@ -1804,11 +3841,17 @@
       <w:proofErr w:type="spellEnd"/>
     </w:p>
     <w:p>
+      <w:pPr>
+        <w:jc w:val="both"/>
+      </w:pPr>
       <w:r>
         <w:t>Esquemático de los nodos de prueba asignados a los buses de potencia y tierra del sistema.</w:t>
       </w:r>
     </w:p>
     <w:p>
+      <w:pPr>
+        <w:jc w:val="both"/>
+      </w:pPr>
       <w:r>
         <w:rPr>
           <w:b/>
@@ -1827,6 +3870,7 @@
           <w:ilvl w:val="0"/>
           <w:numId w:val="12"/>
         </w:numPr>
+        <w:jc w:val="both"/>
       </w:pPr>
       <w:r>
         <w:rPr>
@@ -1845,6 +3889,7 @@
           <w:ilvl w:val="0"/>
           <w:numId w:val="12"/>
         </w:numPr>
+        <w:jc w:val="both"/>
       </w:pPr>
       <w:r>
         <w:rPr>
@@ -1863,6 +3908,7 @@
           <w:ilvl w:val="0"/>
           <w:numId w:val="12"/>
         </w:numPr>
+        <w:jc w:val="both"/>
       </w:pPr>
       <w:r>
         <w:rPr>
@@ -1892,6 +3938,7 @@
           <w:ilvl w:val="0"/>
           <w:numId w:val="12"/>
         </w:numPr>
+        <w:jc w:val="both"/>
       </w:pPr>
       <w:r>
         <w:rPr>
@@ -1903,6 +3950,11 @@
       <w:r>
         <w:t xml:space="preserve"> Proporciona un punto de conexión seguro y de baja impedancia para la pinza de tierra de los instrumentos de medición. Al centralizarse con los demás puntos de prueba, minimiza el área del lazo de retorno de las puntas de prueba, evitando la captura de ruido electromagnético ambiental durante las lecturas.</w:t>
       </w:r>
+    </w:p>
+    <w:p>
+      <w:pPr>
+        <w:jc w:val="both"/>
+      </w:pPr>
     </w:p>
     <w:p/>
     <w:p/>
@@ -1916,7 +3968,6 @@
     <w:p/>
     <w:p/>
     <w:p/>
-    <w:p/>
     <w:p>
       <w:r>
         <w:lastRenderedPageBreak/>
@@ -1940,8 +3991,13 @@
       </w:r>
     </w:p>
     <w:p>
-      <w:r>
-        <w:t xml:space="preserve">Primeramente establecimos la </w:t>
+      <w:proofErr w:type="gramStart"/>
+      <w:r>
+        <w:t>Primeramente</w:t>
+      </w:r>
+      <w:proofErr w:type="gramEnd"/>
+      <w:r>
+        <w:t xml:space="preserve"> establecimos la </w:t>
       </w:r>
       <w:proofErr w:type="spellStart"/>
       <w:r>
@@ -1959,63 +4015,123 @@
       </w:r>
     </w:p>
     <w:p>
-      <w:r>
-        <w:t xml:space="preserve">  Introducción al diseño electrónico. </w:t>
-      </w:r>
-    </w:p>
-    <w:p>
-      <w:r>
-        <w:t xml:space="preserve">  Arquitectura electrónica del sistema. </w:t>
-      </w:r>
-    </w:p>
-    <w:p>
-      <w:r>
-        <w:t xml:space="preserve">  Selección de componentes. </w:t>
-      </w:r>
-    </w:p>
-    <w:p>
-      <w:r>
-        <w:t xml:space="preserve">  Diseño esquemático. </w:t>
-      </w:r>
-    </w:p>
-    <w:p>
-      <w:r>
-        <w:t xml:space="preserve">  Diseño de la PCB. </w:t>
-      </w:r>
-    </w:p>
-    <w:p>
-      <w:r>
-        <w:t xml:space="preserve">  Gestión de alimentación. </w:t>
-      </w:r>
-    </w:p>
-    <w:p>
-      <w:r>
-        <w:t xml:space="preserve">  Sistema de control. </w:t>
-      </w:r>
-    </w:p>
-    <w:p>
-      <w:r>
-        <w:t xml:space="preserve">  Sensores. </w:t>
-      </w:r>
-    </w:p>
-    <w:p>
-      <w:r>
-        <w:t xml:space="preserve">  Actuadores. </w:t>
-      </w:r>
-    </w:p>
-    <w:p>
-      <w:r>
-        <w:t xml:space="preserve">  Protección eléctrica. </w:t>
-      </w:r>
-    </w:p>
-    <w:p>
-      <w:r>
-        <w:t xml:space="preserve">  Comunicación entre módulos. </w:t>
-      </w:r>
-    </w:p>
-    <w:p>
-      <w:r>
-        <w:t>  Validación del diseño.</w:t>
+      <w:proofErr w:type="gramStart"/>
+      <w:r>
+        <w:t>  Introducción</w:t>
+      </w:r>
+      <w:proofErr w:type="gramEnd"/>
+      <w:r>
+        <w:t xml:space="preserve"> al diseño electrónico. </w:t>
+      </w:r>
+    </w:p>
+    <w:p>
+      <w:proofErr w:type="gramStart"/>
+      <w:r>
+        <w:t>  Arquitectura</w:t>
+      </w:r>
+      <w:proofErr w:type="gramEnd"/>
+      <w:r>
+        <w:t xml:space="preserve"> electrónica del sistema. </w:t>
+      </w:r>
+    </w:p>
+    <w:p>
+      <w:proofErr w:type="gramStart"/>
+      <w:r>
+        <w:t>  Selección</w:t>
+      </w:r>
+      <w:proofErr w:type="gramEnd"/>
+      <w:r>
+        <w:t xml:space="preserve"> de componentes. </w:t>
+      </w:r>
+    </w:p>
+    <w:p>
+      <w:proofErr w:type="gramStart"/>
+      <w:r>
+        <w:t>  Diseño</w:t>
+      </w:r>
+      <w:proofErr w:type="gramEnd"/>
+      <w:r>
+        <w:t xml:space="preserve"> esquemático. </w:t>
+      </w:r>
+    </w:p>
+    <w:p>
+      <w:proofErr w:type="gramStart"/>
+      <w:r>
+        <w:t>  Diseño</w:t>
+      </w:r>
+      <w:proofErr w:type="gramEnd"/>
+      <w:r>
+        <w:t xml:space="preserve"> de la PCB. </w:t>
+      </w:r>
+    </w:p>
+    <w:p>
+      <w:proofErr w:type="gramStart"/>
+      <w:r>
+        <w:t>  Gestión</w:t>
+      </w:r>
+      <w:proofErr w:type="gramEnd"/>
+      <w:r>
+        <w:t xml:space="preserve"> de alimentación. </w:t>
+      </w:r>
+    </w:p>
+    <w:p>
+      <w:proofErr w:type="gramStart"/>
+      <w:r>
+        <w:t>  Sistema</w:t>
+      </w:r>
+      <w:proofErr w:type="gramEnd"/>
+      <w:r>
+        <w:t xml:space="preserve"> de control. </w:t>
+      </w:r>
+    </w:p>
+    <w:p>
+      <w:proofErr w:type="gramStart"/>
+      <w:r>
+        <w:t>  Sensores</w:t>
+      </w:r>
+      <w:proofErr w:type="gramEnd"/>
+      <w:r>
+        <w:t xml:space="preserve">. </w:t>
+      </w:r>
+    </w:p>
+    <w:p>
+      <w:proofErr w:type="gramStart"/>
+      <w:r>
+        <w:t>  Actuadores</w:t>
+      </w:r>
+      <w:proofErr w:type="gramEnd"/>
+      <w:r>
+        <w:t xml:space="preserve">. </w:t>
+      </w:r>
+    </w:p>
+    <w:p>
+      <w:proofErr w:type="gramStart"/>
+      <w:r>
+        <w:t>  Protección</w:t>
+      </w:r>
+      <w:proofErr w:type="gramEnd"/>
+      <w:r>
+        <w:t xml:space="preserve"> eléctrica. </w:t>
+      </w:r>
+    </w:p>
+    <w:p>
+      <w:proofErr w:type="gramStart"/>
+      <w:r>
+        <w:t>  Comunicación</w:t>
+      </w:r>
+      <w:proofErr w:type="gramEnd"/>
+      <w:r>
+        <w:t xml:space="preserve"> entre módulos. </w:t>
+      </w:r>
+    </w:p>
+    <w:p>
+      <w:proofErr w:type="gramStart"/>
+      <w:r>
+        <w:t>  Validación</w:t>
+      </w:r>
+      <w:proofErr w:type="gramEnd"/>
+      <w:r>
+        <w:t xml:space="preserve"> del diseño.</w:t>
       </w:r>
     </w:p>
     <w:p/>
@@ -3328,6 +5444,751 @@
     </w:lvl>
   </w:abstractNum>
   <w:abstractNum w:abstractNumId="3" w15:restartNumberingAfterBreak="0">
+    <w:nsid w:val="26571BE4"/>
+    <w:multiLevelType w:val="multilevel"/>
+    <w:tmpl w:val="77B6DDC6"/>
+    <w:lvl w:ilvl="0">
+      <w:start w:val="1"/>
+      <w:numFmt w:val="bullet"/>
+      <w:lvlText w:val=""/>
+      <w:lvlJc w:val="left"/>
+      <w:pPr>
+        <w:tabs>
+          <w:tab w:val="num" w:pos="720"/>
+        </w:tabs>
+        <w:ind w:left="720" w:hanging="360"/>
+      </w:pPr>
+      <w:rPr>
+        <w:rFonts w:ascii="Symbol" w:hAnsi="Symbol" w:hint="default"/>
+        <w:sz w:val="20"/>
+      </w:rPr>
+    </w:lvl>
+    <w:lvl w:ilvl="1" w:tentative="1">
+      <w:start w:val="1"/>
+      <w:numFmt w:val="bullet"/>
+      <w:lvlText w:val="o"/>
+      <w:lvlJc w:val="left"/>
+      <w:pPr>
+        <w:tabs>
+          <w:tab w:val="num" w:pos="1440"/>
+        </w:tabs>
+        <w:ind w:left="1440" w:hanging="360"/>
+      </w:pPr>
+      <w:rPr>
+        <w:rFonts w:ascii="Courier New" w:hAnsi="Courier New" w:hint="default"/>
+        <w:sz w:val="20"/>
+      </w:rPr>
+    </w:lvl>
+    <w:lvl w:ilvl="2" w:tentative="1">
+      <w:start w:val="1"/>
+      <w:numFmt w:val="bullet"/>
+      <w:lvlText w:val=""/>
+      <w:lvlJc w:val="left"/>
+      <w:pPr>
+        <w:tabs>
+          <w:tab w:val="num" w:pos="2160"/>
+        </w:tabs>
+        <w:ind w:left="2160" w:hanging="360"/>
+      </w:pPr>
+      <w:rPr>
+        <w:rFonts w:ascii="Wingdings" w:hAnsi="Wingdings" w:hint="default"/>
+        <w:sz w:val="20"/>
+      </w:rPr>
+    </w:lvl>
+    <w:lvl w:ilvl="3" w:tentative="1">
+      <w:start w:val="1"/>
+      <w:numFmt w:val="bullet"/>
+      <w:lvlText w:val=""/>
+      <w:lvlJc w:val="left"/>
+      <w:pPr>
+        <w:tabs>
+          <w:tab w:val="num" w:pos="2880"/>
+        </w:tabs>
+        <w:ind w:left="2880" w:hanging="360"/>
+      </w:pPr>
+      <w:rPr>
+        <w:rFonts w:ascii="Wingdings" w:hAnsi="Wingdings" w:hint="default"/>
+        <w:sz w:val="20"/>
+      </w:rPr>
+    </w:lvl>
+    <w:lvl w:ilvl="4" w:tentative="1">
+      <w:start w:val="1"/>
+      <w:numFmt w:val="bullet"/>
+      <w:lvlText w:val=""/>
+      <w:lvlJc w:val="left"/>
+      <w:pPr>
+        <w:tabs>
+          <w:tab w:val="num" w:pos="3600"/>
+        </w:tabs>
+        <w:ind w:left="3600" w:hanging="360"/>
+      </w:pPr>
+      <w:rPr>
+        <w:rFonts w:ascii="Wingdings" w:hAnsi="Wingdings" w:hint="default"/>
+        <w:sz w:val="20"/>
+      </w:rPr>
+    </w:lvl>
+    <w:lvl w:ilvl="5" w:tentative="1">
+      <w:start w:val="1"/>
+      <w:numFmt w:val="bullet"/>
+      <w:lvlText w:val=""/>
+      <w:lvlJc w:val="left"/>
+      <w:pPr>
+        <w:tabs>
+          <w:tab w:val="num" w:pos="4320"/>
+        </w:tabs>
+        <w:ind w:left="4320" w:hanging="360"/>
+      </w:pPr>
+      <w:rPr>
+        <w:rFonts w:ascii="Wingdings" w:hAnsi="Wingdings" w:hint="default"/>
+        <w:sz w:val="20"/>
+      </w:rPr>
+    </w:lvl>
+    <w:lvl w:ilvl="6" w:tentative="1">
+      <w:start w:val="1"/>
+      <w:numFmt w:val="bullet"/>
+      <w:lvlText w:val=""/>
+      <w:lvlJc w:val="left"/>
+      <w:pPr>
+        <w:tabs>
+          <w:tab w:val="num" w:pos="5040"/>
+        </w:tabs>
+        <w:ind w:left="5040" w:hanging="360"/>
+      </w:pPr>
+      <w:rPr>
+        <w:rFonts w:ascii="Wingdings" w:hAnsi="Wingdings" w:hint="default"/>
+        <w:sz w:val="20"/>
+      </w:rPr>
+    </w:lvl>
+    <w:lvl w:ilvl="7" w:tentative="1">
+      <w:start w:val="1"/>
+      <w:numFmt w:val="bullet"/>
+      <w:lvlText w:val=""/>
+      <w:lvlJc w:val="left"/>
+      <w:pPr>
+        <w:tabs>
+          <w:tab w:val="num" w:pos="5760"/>
+        </w:tabs>
+        <w:ind w:left="5760" w:hanging="360"/>
+      </w:pPr>
+      <w:rPr>
+        <w:rFonts w:ascii="Wingdings" w:hAnsi="Wingdings" w:hint="default"/>
+        <w:sz w:val="20"/>
+      </w:rPr>
+    </w:lvl>
+    <w:lvl w:ilvl="8" w:tentative="1">
+      <w:start w:val="1"/>
+      <w:numFmt w:val="bullet"/>
+      <w:lvlText w:val=""/>
+      <w:lvlJc w:val="left"/>
+      <w:pPr>
+        <w:tabs>
+          <w:tab w:val="num" w:pos="6480"/>
+        </w:tabs>
+        <w:ind w:left="6480" w:hanging="360"/>
+      </w:pPr>
+      <w:rPr>
+        <w:rFonts w:ascii="Wingdings" w:hAnsi="Wingdings" w:hint="default"/>
+        <w:sz w:val="20"/>
+      </w:rPr>
+    </w:lvl>
+  </w:abstractNum>
+  <w:abstractNum w:abstractNumId="4" w15:restartNumberingAfterBreak="0">
+    <w:nsid w:val="33D36375"/>
+    <w:multiLevelType w:val="multilevel"/>
+    <w:tmpl w:val="AC4A15D0"/>
+    <w:lvl w:ilvl="0">
+      <w:start w:val="1"/>
+      <w:numFmt w:val="bullet"/>
+      <w:lvlText w:val=""/>
+      <w:lvlJc w:val="left"/>
+      <w:pPr>
+        <w:tabs>
+          <w:tab w:val="num" w:pos="720"/>
+        </w:tabs>
+        <w:ind w:left="720" w:hanging="360"/>
+      </w:pPr>
+      <w:rPr>
+        <w:rFonts w:ascii="Symbol" w:hAnsi="Symbol" w:hint="default"/>
+        <w:sz w:val="20"/>
+      </w:rPr>
+    </w:lvl>
+    <w:lvl w:ilvl="1" w:tentative="1">
+      <w:start w:val="1"/>
+      <w:numFmt w:val="bullet"/>
+      <w:lvlText w:val="o"/>
+      <w:lvlJc w:val="left"/>
+      <w:pPr>
+        <w:tabs>
+          <w:tab w:val="num" w:pos="1440"/>
+        </w:tabs>
+        <w:ind w:left="1440" w:hanging="360"/>
+      </w:pPr>
+      <w:rPr>
+        <w:rFonts w:ascii="Courier New" w:hAnsi="Courier New" w:hint="default"/>
+        <w:sz w:val="20"/>
+      </w:rPr>
+    </w:lvl>
+    <w:lvl w:ilvl="2" w:tentative="1">
+      <w:start w:val="1"/>
+      <w:numFmt w:val="bullet"/>
+      <w:lvlText w:val=""/>
+      <w:lvlJc w:val="left"/>
+      <w:pPr>
+        <w:tabs>
+          <w:tab w:val="num" w:pos="2160"/>
+        </w:tabs>
+        <w:ind w:left="2160" w:hanging="360"/>
+      </w:pPr>
+      <w:rPr>
+        <w:rFonts w:ascii="Wingdings" w:hAnsi="Wingdings" w:hint="default"/>
+        <w:sz w:val="20"/>
+      </w:rPr>
+    </w:lvl>
+    <w:lvl w:ilvl="3" w:tentative="1">
+      <w:start w:val="1"/>
+      <w:numFmt w:val="bullet"/>
+      <w:lvlText w:val=""/>
+      <w:lvlJc w:val="left"/>
+      <w:pPr>
+        <w:tabs>
+          <w:tab w:val="num" w:pos="2880"/>
+        </w:tabs>
+        <w:ind w:left="2880" w:hanging="360"/>
+      </w:pPr>
+      <w:rPr>
+        <w:rFonts w:ascii="Wingdings" w:hAnsi="Wingdings" w:hint="default"/>
+        <w:sz w:val="20"/>
+      </w:rPr>
+    </w:lvl>
+    <w:lvl w:ilvl="4" w:tentative="1">
+      <w:start w:val="1"/>
+      <w:numFmt w:val="bullet"/>
+      <w:lvlText w:val=""/>
+      <w:lvlJc w:val="left"/>
+      <w:pPr>
+        <w:tabs>
+          <w:tab w:val="num" w:pos="3600"/>
+        </w:tabs>
+        <w:ind w:left="3600" w:hanging="360"/>
+      </w:pPr>
+      <w:rPr>
+        <w:rFonts w:ascii="Wingdings" w:hAnsi="Wingdings" w:hint="default"/>
+        <w:sz w:val="20"/>
+      </w:rPr>
+    </w:lvl>
+    <w:lvl w:ilvl="5" w:tentative="1">
+      <w:start w:val="1"/>
+      <w:numFmt w:val="bullet"/>
+      <w:lvlText w:val=""/>
+      <w:lvlJc w:val="left"/>
+      <w:pPr>
+        <w:tabs>
+          <w:tab w:val="num" w:pos="4320"/>
+        </w:tabs>
+        <w:ind w:left="4320" w:hanging="360"/>
+      </w:pPr>
+      <w:rPr>
+        <w:rFonts w:ascii="Wingdings" w:hAnsi="Wingdings" w:hint="default"/>
+        <w:sz w:val="20"/>
+      </w:rPr>
+    </w:lvl>
+    <w:lvl w:ilvl="6" w:tentative="1">
+      <w:start w:val="1"/>
+      <w:numFmt w:val="bullet"/>
+      <w:lvlText w:val=""/>
+      <w:lvlJc w:val="left"/>
+      <w:pPr>
+        <w:tabs>
+          <w:tab w:val="num" w:pos="5040"/>
+        </w:tabs>
+        <w:ind w:left="5040" w:hanging="360"/>
+      </w:pPr>
+      <w:rPr>
+        <w:rFonts w:ascii="Wingdings" w:hAnsi="Wingdings" w:hint="default"/>
+        <w:sz w:val="20"/>
+      </w:rPr>
+    </w:lvl>
+    <w:lvl w:ilvl="7" w:tentative="1">
+      <w:start w:val="1"/>
+      <w:numFmt w:val="bullet"/>
+      <w:lvlText w:val=""/>
+      <w:lvlJc w:val="left"/>
+      <w:pPr>
+        <w:tabs>
+          <w:tab w:val="num" w:pos="5760"/>
+        </w:tabs>
+        <w:ind w:left="5760" w:hanging="360"/>
+      </w:pPr>
+      <w:rPr>
+        <w:rFonts w:ascii="Wingdings" w:hAnsi="Wingdings" w:hint="default"/>
+        <w:sz w:val="20"/>
+      </w:rPr>
+    </w:lvl>
+    <w:lvl w:ilvl="8" w:tentative="1">
+      <w:start w:val="1"/>
+      <w:numFmt w:val="bullet"/>
+      <w:lvlText w:val=""/>
+      <w:lvlJc w:val="left"/>
+      <w:pPr>
+        <w:tabs>
+          <w:tab w:val="num" w:pos="6480"/>
+        </w:tabs>
+        <w:ind w:left="6480" w:hanging="360"/>
+      </w:pPr>
+      <w:rPr>
+        <w:rFonts w:ascii="Wingdings" w:hAnsi="Wingdings" w:hint="default"/>
+        <w:sz w:val="20"/>
+      </w:rPr>
+    </w:lvl>
+  </w:abstractNum>
+  <w:abstractNum w:abstractNumId="5" w15:restartNumberingAfterBreak="0">
+    <w:nsid w:val="3DF35BDC"/>
+    <w:multiLevelType w:val="multilevel"/>
+    <w:tmpl w:val="B450E48A"/>
+    <w:lvl w:ilvl="0">
+      <w:start w:val="1"/>
+      <w:numFmt w:val="bullet"/>
+      <w:lvlText w:val=""/>
+      <w:lvlJc w:val="left"/>
+      <w:pPr>
+        <w:tabs>
+          <w:tab w:val="num" w:pos="720"/>
+        </w:tabs>
+        <w:ind w:left="720" w:hanging="360"/>
+      </w:pPr>
+      <w:rPr>
+        <w:rFonts w:ascii="Symbol" w:hAnsi="Symbol" w:hint="default"/>
+        <w:sz w:val="20"/>
+      </w:rPr>
+    </w:lvl>
+    <w:lvl w:ilvl="1" w:tentative="1">
+      <w:start w:val="1"/>
+      <w:numFmt w:val="bullet"/>
+      <w:lvlText w:val="o"/>
+      <w:lvlJc w:val="left"/>
+      <w:pPr>
+        <w:tabs>
+          <w:tab w:val="num" w:pos="1440"/>
+        </w:tabs>
+        <w:ind w:left="1440" w:hanging="360"/>
+      </w:pPr>
+      <w:rPr>
+        <w:rFonts w:ascii="Courier New" w:hAnsi="Courier New" w:hint="default"/>
+        <w:sz w:val="20"/>
+      </w:rPr>
+    </w:lvl>
+    <w:lvl w:ilvl="2" w:tentative="1">
+      <w:start w:val="1"/>
+      <w:numFmt w:val="bullet"/>
+      <w:lvlText w:val=""/>
+      <w:lvlJc w:val="left"/>
+      <w:pPr>
+        <w:tabs>
+          <w:tab w:val="num" w:pos="2160"/>
+        </w:tabs>
+        <w:ind w:left="2160" w:hanging="360"/>
+      </w:pPr>
+      <w:rPr>
+        <w:rFonts w:ascii="Wingdings" w:hAnsi="Wingdings" w:hint="default"/>
+        <w:sz w:val="20"/>
+      </w:rPr>
+    </w:lvl>
+    <w:lvl w:ilvl="3" w:tentative="1">
+      <w:start w:val="1"/>
+      <w:numFmt w:val="bullet"/>
+      <w:lvlText w:val=""/>
+      <w:lvlJc w:val="left"/>
+      <w:pPr>
+        <w:tabs>
+          <w:tab w:val="num" w:pos="2880"/>
+        </w:tabs>
+        <w:ind w:left="2880" w:hanging="360"/>
+      </w:pPr>
+      <w:rPr>
+        <w:rFonts w:ascii="Wingdings" w:hAnsi="Wingdings" w:hint="default"/>
+        <w:sz w:val="20"/>
+      </w:rPr>
+    </w:lvl>
+    <w:lvl w:ilvl="4" w:tentative="1">
+      <w:start w:val="1"/>
+      <w:numFmt w:val="bullet"/>
+      <w:lvlText w:val=""/>
+      <w:lvlJc w:val="left"/>
+      <w:pPr>
+        <w:tabs>
+          <w:tab w:val="num" w:pos="3600"/>
+        </w:tabs>
+        <w:ind w:left="3600" w:hanging="360"/>
+      </w:pPr>
+      <w:rPr>
+        <w:rFonts w:ascii="Wingdings" w:hAnsi="Wingdings" w:hint="default"/>
+        <w:sz w:val="20"/>
+      </w:rPr>
+    </w:lvl>
+    <w:lvl w:ilvl="5" w:tentative="1">
+      <w:start w:val="1"/>
+      <w:numFmt w:val="bullet"/>
+      <w:lvlText w:val=""/>
+      <w:lvlJc w:val="left"/>
+      <w:pPr>
+        <w:tabs>
+          <w:tab w:val="num" w:pos="4320"/>
+        </w:tabs>
+        <w:ind w:left="4320" w:hanging="360"/>
+      </w:pPr>
+      <w:rPr>
+        <w:rFonts w:ascii="Wingdings" w:hAnsi="Wingdings" w:hint="default"/>
+        <w:sz w:val="20"/>
+      </w:rPr>
+    </w:lvl>
+    <w:lvl w:ilvl="6" w:tentative="1">
+      <w:start w:val="1"/>
+      <w:numFmt w:val="bullet"/>
+      <w:lvlText w:val=""/>
+      <w:lvlJc w:val="left"/>
+      <w:pPr>
+        <w:tabs>
+          <w:tab w:val="num" w:pos="5040"/>
+        </w:tabs>
+        <w:ind w:left="5040" w:hanging="360"/>
+      </w:pPr>
+      <w:rPr>
+        <w:rFonts w:ascii="Wingdings" w:hAnsi="Wingdings" w:hint="default"/>
+        <w:sz w:val="20"/>
+      </w:rPr>
+    </w:lvl>
+    <w:lvl w:ilvl="7" w:tentative="1">
+      <w:start w:val="1"/>
+      <w:numFmt w:val="bullet"/>
+      <w:lvlText w:val=""/>
+      <w:lvlJc w:val="left"/>
+      <w:pPr>
+        <w:tabs>
+          <w:tab w:val="num" w:pos="5760"/>
+        </w:tabs>
+        <w:ind w:left="5760" w:hanging="360"/>
+      </w:pPr>
+      <w:rPr>
+        <w:rFonts w:ascii="Wingdings" w:hAnsi="Wingdings" w:hint="default"/>
+        <w:sz w:val="20"/>
+      </w:rPr>
+    </w:lvl>
+    <w:lvl w:ilvl="8" w:tentative="1">
+      <w:start w:val="1"/>
+      <w:numFmt w:val="bullet"/>
+      <w:lvlText w:val=""/>
+      <w:lvlJc w:val="left"/>
+      <w:pPr>
+        <w:tabs>
+          <w:tab w:val="num" w:pos="6480"/>
+        </w:tabs>
+        <w:ind w:left="6480" w:hanging="360"/>
+      </w:pPr>
+      <w:rPr>
+        <w:rFonts w:ascii="Wingdings" w:hAnsi="Wingdings" w:hint="default"/>
+        <w:sz w:val="20"/>
+      </w:rPr>
+    </w:lvl>
+  </w:abstractNum>
+  <w:abstractNum w:abstractNumId="6" w15:restartNumberingAfterBreak="0">
+    <w:nsid w:val="453A1121"/>
+    <w:multiLevelType w:val="multilevel"/>
+    <w:tmpl w:val="BD18BD84"/>
+    <w:lvl w:ilvl="0">
+      <w:start w:val="1"/>
+      <w:numFmt w:val="bullet"/>
+      <w:lvlText w:val=""/>
+      <w:lvlJc w:val="left"/>
+      <w:pPr>
+        <w:tabs>
+          <w:tab w:val="num" w:pos="720"/>
+        </w:tabs>
+        <w:ind w:left="720" w:hanging="360"/>
+      </w:pPr>
+      <w:rPr>
+        <w:rFonts w:ascii="Symbol" w:hAnsi="Symbol" w:hint="default"/>
+        <w:sz w:val="20"/>
+      </w:rPr>
+    </w:lvl>
+    <w:lvl w:ilvl="1" w:tentative="1">
+      <w:start w:val="1"/>
+      <w:numFmt w:val="bullet"/>
+      <w:lvlText w:val="o"/>
+      <w:lvlJc w:val="left"/>
+      <w:pPr>
+        <w:tabs>
+          <w:tab w:val="num" w:pos="1440"/>
+        </w:tabs>
+        <w:ind w:left="1440" w:hanging="360"/>
+      </w:pPr>
+      <w:rPr>
+        <w:rFonts w:ascii="Courier New" w:hAnsi="Courier New" w:hint="default"/>
+        <w:sz w:val="20"/>
+      </w:rPr>
+    </w:lvl>
+    <w:lvl w:ilvl="2" w:tentative="1">
+      <w:start w:val="1"/>
+      <w:numFmt w:val="bullet"/>
+      <w:lvlText w:val=""/>
+      <w:lvlJc w:val="left"/>
+      <w:pPr>
+        <w:tabs>
+          <w:tab w:val="num" w:pos="2160"/>
+        </w:tabs>
+        <w:ind w:left="2160" w:hanging="360"/>
+      </w:pPr>
+      <w:rPr>
+        <w:rFonts w:ascii="Wingdings" w:hAnsi="Wingdings" w:hint="default"/>
+        <w:sz w:val="20"/>
+      </w:rPr>
+    </w:lvl>
+    <w:lvl w:ilvl="3" w:tentative="1">
+      <w:start w:val="1"/>
+      <w:numFmt w:val="bullet"/>
+      <w:lvlText w:val=""/>
+      <w:lvlJc w:val="left"/>
+      <w:pPr>
+        <w:tabs>
+          <w:tab w:val="num" w:pos="2880"/>
+        </w:tabs>
+        <w:ind w:left="2880" w:hanging="360"/>
+      </w:pPr>
+      <w:rPr>
+        <w:rFonts w:ascii="Wingdings" w:hAnsi="Wingdings" w:hint="default"/>
+        <w:sz w:val="20"/>
+      </w:rPr>
+    </w:lvl>
+    <w:lvl w:ilvl="4" w:tentative="1">
+      <w:start w:val="1"/>
+      <w:numFmt w:val="bullet"/>
+      <w:lvlText w:val=""/>
+      <w:lvlJc w:val="left"/>
+      <w:pPr>
+        <w:tabs>
+          <w:tab w:val="num" w:pos="3600"/>
+        </w:tabs>
+        <w:ind w:left="3600" w:hanging="360"/>
+      </w:pPr>
+      <w:rPr>
+        <w:rFonts w:ascii="Wingdings" w:hAnsi="Wingdings" w:hint="default"/>
+        <w:sz w:val="20"/>
+      </w:rPr>
+    </w:lvl>
+    <w:lvl w:ilvl="5" w:tentative="1">
+      <w:start w:val="1"/>
+      <w:numFmt w:val="bullet"/>
+      <w:lvlText w:val=""/>
+      <w:lvlJc w:val="left"/>
+      <w:pPr>
+        <w:tabs>
+          <w:tab w:val="num" w:pos="4320"/>
+        </w:tabs>
+        <w:ind w:left="4320" w:hanging="360"/>
+      </w:pPr>
+      <w:rPr>
+        <w:rFonts w:ascii="Wingdings" w:hAnsi="Wingdings" w:hint="default"/>
+        <w:sz w:val="20"/>
+      </w:rPr>
+    </w:lvl>
+    <w:lvl w:ilvl="6" w:tentative="1">
+      <w:start w:val="1"/>
+      <w:numFmt w:val="bullet"/>
+      <w:lvlText w:val=""/>
+      <w:lvlJc w:val="left"/>
+      <w:pPr>
+        <w:tabs>
+          <w:tab w:val="num" w:pos="5040"/>
+        </w:tabs>
+        <w:ind w:left="5040" w:hanging="360"/>
+      </w:pPr>
+      <w:rPr>
+        <w:rFonts w:ascii="Wingdings" w:hAnsi="Wingdings" w:hint="default"/>
+        <w:sz w:val="20"/>
+      </w:rPr>
+    </w:lvl>
+    <w:lvl w:ilvl="7" w:tentative="1">
+      <w:start w:val="1"/>
+      <w:numFmt w:val="bullet"/>
+      <w:lvlText w:val=""/>
+      <w:lvlJc w:val="left"/>
+      <w:pPr>
+        <w:tabs>
+          <w:tab w:val="num" w:pos="5760"/>
+        </w:tabs>
+        <w:ind w:left="5760" w:hanging="360"/>
+      </w:pPr>
+      <w:rPr>
+        <w:rFonts w:ascii="Wingdings" w:hAnsi="Wingdings" w:hint="default"/>
+        <w:sz w:val="20"/>
+      </w:rPr>
+    </w:lvl>
+    <w:lvl w:ilvl="8" w:tentative="1">
+      <w:start w:val="1"/>
+      <w:numFmt w:val="bullet"/>
+      <w:lvlText w:val=""/>
+      <w:lvlJc w:val="left"/>
+      <w:pPr>
+        <w:tabs>
+          <w:tab w:val="num" w:pos="6480"/>
+        </w:tabs>
+        <w:ind w:left="6480" w:hanging="360"/>
+      </w:pPr>
+      <w:rPr>
+        <w:rFonts w:ascii="Wingdings" w:hAnsi="Wingdings" w:hint="default"/>
+        <w:sz w:val="20"/>
+      </w:rPr>
+    </w:lvl>
+  </w:abstractNum>
+  <w:abstractNum w:abstractNumId="7" w15:restartNumberingAfterBreak="0">
+    <w:nsid w:val="48E00B87"/>
+    <w:multiLevelType w:val="multilevel"/>
+    <w:tmpl w:val="BEE4A102"/>
+    <w:lvl w:ilvl="0">
+      <w:start w:val="1"/>
+      <w:numFmt w:val="bullet"/>
+      <w:lvlText w:val=""/>
+      <w:lvlJc w:val="left"/>
+      <w:pPr>
+        <w:tabs>
+          <w:tab w:val="num" w:pos="720"/>
+        </w:tabs>
+        <w:ind w:left="720" w:hanging="360"/>
+      </w:pPr>
+      <w:rPr>
+        <w:rFonts w:ascii="Symbol" w:hAnsi="Symbol" w:hint="default"/>
+        <w:sz w:val="20"/>
+      </w:rPr>
+    </w:lvl>
+    <w:lvl w:ilvl="1" w:tentative="1">
+      <w:start w:val="1"/>
+      <w:numFmt w:val="bullet"/>
+      <w:lvlText w:val="o"/>
+      <w:lvlJc w:val="left"/>
+      <w:pPr>
+        <w:tabs>
+          <w:tab w:val="num" w:pos="1440"/>
+        </w:tabs>
+        <w:ind w:left="1440" w:hanging="360"/>
+      </w:pPr>
+      <w:rPr>
+        <w:rFonts w:ascii="Courier New" w:hAnsi="Courier New" w:hint="default"/>
+        <w:sz w:val="20"/>
+      </w:rPr>
+    </w:lvl>
+    <w:lvl w:ilvl="2" w:tentative="1">
+      <w:start w:val="1"/>
+      <w:numFmt w:val="bullet"/>
+      <w:lvlText w:val=""/>
+      <w:lvlJc w:val="left"/>
+      <w:pPr>
+        <w:tabs>
+          <w:tab w:val="num" w:pos="2160"/>
+        </w:tabs>
+        <w:ind w:left="2160" w:hanging="360"/>
+      </w:pPr>
+      <w:rPr>
+        <w:rFonts w:ascii="Wingdings" w:hAnsi="Wingdings" w:hint="default"/>
+        <w:sz w:val="20"/>
+      </w:rPr>
+    </w:lvl>
+    <w:lvl w:ilvl="3" w:tentative="1">
+      <w:start w:val="1"/>
+      <w:numFmt w:val="bullet"/>
+      <w:lvlText w:val=""/>
+      <w:lvlJc w:val="left"/>
+      <w:pPr>
+        <w:tabs>
+          <w:tab w:val="num" w:pos="2880"/>
+        </w:tabs>
+        <w:ind w:left="2880" w:hanging="360"/>
+      </w:pPr>
+      <w:rPr>
+        <w:rFonts w:ascii="Wingdings" w:hAnsi="Wingdings" w:hint="default"/>
+        <w:sz w:val="20"/>
+      </w:rPr>
+    </w:lvl>
+    <w:lvl w:ilvl="4" w:tentative="1">
+      <w:start w:val="1"/>
+      <w:numFmt w:val="bullet"/>
+      <w:lvlText w:val=""/>
+      <w:lvlJc w:val="left"/>
+      <w:pPr>
+        <w:tabs>
+          <w:tab w:val="num" w:pos="3600"/>
+        </w:tabs>
+        <w:ind w:left="3600" w:hanging="360"/>
+      </w:pPr>
+      <w:rPr>
+        <w:rFonts w:ascii="Wingdings" w:hAnsi="Wingdings" w:hint="default"/>
+        <w:sz w:val="20"/>
+      </w:rPr>
+    </w:lvl>
+    <w:lvl w:ilvl="5" w:tentative="1">
+      <w:start w:val="1"/>
+      <w:numFmt w:val="bullet"/>
+      <w:lvlText w:val=""/>
+      <w:lvlJc w:val="left"/>
+      <w:pPr>
+        <w:tabs>
+          <w:tab w:val="num" w:pos="4320"/>
+        </w:tabs>
+        <w:ind w:left="4320" w:hanging="360"/>
+      </w:pPr>
+      <w:rPr>
+        <w:rFonts w:ascii="Wingdings" w:hAnsi="Wingdings" w:hint="default"/>
+        <w:sz w:val="20"/>
+      </w:rPr>
+    </w:lvl>
+    <w:lvl w:ilvl="6" w:tentative="1">
+      <w:start w:val="1"/>
+      <w:numFmt w:val="bullet"/>
+      <w:lvlText w:val=""/>
+      <w:lvlJc w:val="left"/>
+      <w:pPr>
+        <w:tabs>
+          <w:tab w:val="num" w:pos="5040"/>
+        </w:tabs>
+        <w:ind w:left="5040" w:hanging="360"/>
+      </w:pPr>
+      <w:rPr>
+        <w:rFonts w:ascii="Wingdings" w:hAnsi="Wingdings" w:hint="default"/>
+        <w:sz w:val="20"/>
+      </w:rPr>
+    </w:lvl>
+    <w:lvl w:ilvl="7" w:tentative="1">
+      <w:start w:val="1"/>
+      <w:numFmt w:val="bullet"/>
+      <w:lvlText w:val=""/>
+      <w:lvlJc w:val="left"/>
+      <w:pPr>
+        <w:tabs>
+          <w:tab w:val="num" w:pos="5760"/>
+        </w:tabs>
+        <w:ind w:left="5760" w:hanging="360"/>
+      </w:pPr>
+      <w:rPr>
+        <w:rFonts w:ascii="Wingdings" w:hAnsi="Wingdings" w:hint="default"/>
+        <w:sz w:val="20"/>
+      </w:rPr>
+    </w:lvl>
+    <w:lvl w:ilvl="8" w:tentative="1">
+      <w:start w:val="1"/>
+      <w:numFmt w:val="bullet"/>
+      <w:lvlText w:val=""/>
+      <w:lvlJc w:val="left"/>
+      <w:pPr>
+        <w:tabs>
+          <w:tab w:val="num" w:pos="6480"/>
+        </w:tabs>
+        <w:ind w:left="6480" w:hanging="360"/>
+      </w:pPr>
+      <w:rPr>
+        <w:rFonts w:ascii="Wingdings" w:hAnsi="Wingdings" w:hint="default"/>
+        <w:sz w:val="20"/>
+      </w:rPr>
+    </w:lvl>
+  </w:abstractNum>
+  <w:abstractNum w:abstractNumId="8" w15:restartNumberingAfterBreak="0">
     <w:nsid w:val="4C4D5EA8"/>
     <w:multiLevelType w:val="multilevel"/>
     <w:tmpl w:val="5450F16E"/>
@@ -3476,7 +6337,7 @@
       </w:rPr>
     </w:lvl>
   </w:abstractNum>
-  <w:abstractNum w:abstractNumId="4" w15:restartNumberingAfterBreak="0">
+  <w:abstractNum w:abstractNumId="9" w15:restartNumberingAfterBreak="0">
     <w:nsid w:val="4F721A1D"/>
     <w:multiLevelType w:val="multilevel"/>
     <w:tmpl w:val="F662D0F4"/>
@@ -3625,7 +6486,7 @@
       </w:rPr>
     </w:lvl>
   </w:abstractNum>
-  <w:abstractNum w:abstractNumId="5" w15:restartNumberingAfterBreak="0">
+  <w:abstractNum w:abstractNumId="10" w15:restartNumberingAfterBreak="0">
     <w:nsid w:val="51DD440F"/>
     <w:multiLevelType w:val="multilevel"/>
     <w:tmpl w:val="52920276"/>
@@ -3774,7 +6635,156 @@
       </w:rPr>
     </w:lvl>
   </w:abstractNum>
-  <w:abstractNum w:abstractNumId="6" w15:restartNumberingAfterBreak="0">
+  <w:abstractNum w:abstractNumId="11" w15:restartNumberingAfterBreak="0">
+    <w:nsid w:val="549526C2"/>
+    <w:multiLevelType w:val="multilevel"/>
+    <w:tmpl w:val="384E5982"/>
+    <w:lvl w:ilvl="0">
+      <w:start w:val="1"/>
+      <w:numFmt w:val="bullet"/>
+      <w:lvlText w:val=""/>
+      <w:lvlJc w:val="left"/>
+      <w:pPr>
+        <w:tabs>
+          <w:tab w:val="num" w:pos="720"/>
+        </w:tabs>
+        <w:ind w:left="720" w:hanging="360"/>
+      </w:pPr>
+      <w:rPr>
+        <w:rFonts w:ascii="Symbol" w:hAnsi="Symbol" w:hint="default"/>
+        <w:sz w:val="20"/>
+      </w:rPr>
+    </w:lvl>
+    <w:lvl w:ilvl="1" w:tentative="1">
+      <w:start w:val="1"/>
+      <w:numFmt w:val="bullet"/>
+      <w:lvlText w:val="o"/>
+      <w:lvlJc w:val="left"/>
+      <w:pPr>
+        <w:tabs>
+          <w:tab w:val="num" w:pos="1440"/>
+        </w:tabs>
+        <w:ind w:left="1440" w:hanging="360"/>
+      </w:pPr>
+      <w:rPr>
+        <w:rFonts w:ascii="Courier New" w:hAnsi="Courier New" w:hint="default"/>
+        <w:sz w:val="20"/>
+      </w:rPr>
+    </w:lvl>
+    <w:lvl w:ilvl="2" w:tentative="1">
+      <w:start w:val="1"/>
+      <w:numFmt w:val="bullet"/>
+      <w:lvlText w:val=""/>
+      <w:lvlJc w:val="left"/>
+      <w:pPr>
+        <w:tabs>
+          <w:tab w:val="num" w:pos="2160"/>
+        </w:tabs>
+        <w:ind w:left="2160" w:hanging="360"/>
+      </w:pPr>
+      <w:rPr>
+        <w:rFonts w:ascii="Wingdings" w:hAnsi="Wingdings" w:hint="default"/>
+        <w:sz w:val="20"/>
+      </w:rPr>
+    </w:lvl>
+    <w:lvl w:ilvl="3" w:tentative="1">
+      <w:start w:val="1"/>
+      <w:numFmt w:val="bullet"/>
+      <w:lvlText w:val=""/>
+      <w:lvlJc w:val="left"/>
+      <w:pPr>
+        <w:tabs>
+          <w:tab w:val="num" w:pos="2880"/>
+        </w:tabs>
+        <w:ind w:left="2880" w:hanging="360"/>
+      </w:pPr>
+      <w:rPr>
+        <w:rFonts w:ascii="Wingdings" w:hAnsi="Wingdings" w:hint="default"/>
+        <w:sz w:val="20"/>
+      </w:rPr>
+    </w:lvl>
+    <w:lvl w:ilvl="4" w:tentative="1">
+      <w:start w:val="1"/>
+      <w:numFmt w:val="bullet"/>
+      <w:lvlText w:val=""/>
+      <w:lvlJc w:val="left"/>
+      <w:pPr>
+        <w:tabs>
+          <w:tab w:val="num" w:pos="3600"/>
+        </w:tabs>
+        <w:ind w:left="3600" w:hanging="360"/>
+      </w:pPr>
+      <w:rPr>
+        <w:rFonts w:ascii="Wingdings" w:hAnsi="Wingdings" w:hint="default"/>
+        <w:sz w:val="20"/>
+      </w:rPr>
+    </w:lvl>
+    <w:lvl w:ilvl="5" w:tentative="1">
+      <w:start w:val="1"/>
+      <w:numFmt w:val="bullet"/>
+      <w:lvlText w:val=""/>
+      <w:lvlJc w:val="left"/>
+      <w:pPr>
+        <w:tabs>
+          <w:tab w:val="num" w:pos="4320"/>
+        </w:tabs>
+        <w:ind w:left="4320" w:hanging="360"/>
+      </w:pPr>
+      <w:rPr>
+        <w:rFonts w:ascii="Wingdings" w:hAnsi="Wingdings" w:hint="default"/>
+        <w:sz w:val="20"/>
+      </w:rPr>
+    </w:lvl>
+    <w:lvl w:ilvl="6" w:tentative="1">
+      <w:start w:val="1"/>
+      <w:numFmt w:val="bullet"/>
+      <w:lvlText w:val=""/>
+      <w:lvlJc w:val="left"/>
+      <w:pPr>
+        <w:tabs>
+          <w:tab w:val="num" w:pos="5040"/>
+        </w:tabs>
+        <w:ind w:left="5040" w:hanging="360"/>
+      </w:pPr>
+      <w:rPr>
+        <w:rFonts w:ascii="Wingdings" w:hAnsi="Wingdings" w:hint="default"/>
+        <w:sz w:val="20"/>
+      </w:rPr>
+    </w:lvl>
+    <w:lvl w:ilvl="7" w:tentative="1">
+      <w:start w:val="1"/>
+      <w:numFmt w:val="bullet"/>
+      <w:lvlText w:val=""/>
+      <w:lvlJc w:val="left"/>
+      <w:pPr>
+        <w:tabs>
+          <w:tab w:val="num" w:pos="5760"/>
+        </w:tabs>
+        <w:ind w:left="5760" w:hanging="360"/>
+      </w:pPr>
+      <w:rPr>
+        <w:rFonts w:ascii="Wingdings" w:hAnsi="Wingdings" w:hint="default"/>
+        <w:sz w:val="20"/>
+      </w:rPr>
+    </w:lvl>
+    <w:lvl w:ilvl="8" w:tentative="1">
+      <w:start w:val="1"/>
+      <w:numFmt w:val="bullet"/>
+      <w:lvlText w:val=""/>
+      <w:lvlJc w:val="left"/>
+      <w:pPr>
+        <w:tabs>
+          <w:tab w:val="num" w:pos="6480"/>
+        </w:tabs>
+        <w:ind w:left="6480" w:hanging="360"/>
+      </w:pPr>
+      <w:rPr>
+        <w:rFonts w:ascii="Wingdings" w:hAnsi="Wingdings" w:hint="default"/>
+        <w:sz w:val="20"/>
+      </w:rPr>
+    </w:lvl>
+  </w:abstractNum>
+  <w:abstractNum w:abstractNumId="12" w15:restartNumberingAfterBreak="0">
     <w:nsid w:val="5BC56801"/>
     <w:multiLevelType w:val="multilevel"/>
     <w:tmpl w:val="A000BE3A"/>
@@ -3924,7 +6934,305 @@
       </w:rPr>
     </w:lvl>
   </w:abstractNum>
-  <w:abstractNum w:abstractNumId="7" w15:restartNumberingAfterBreak="0">
+  <w:abstractNum w:abstractNumId="13" w15:restartNumberingAfterBreak="0">
+    <w:nsid w:val="61E2614D"/>
+    <w:multiLevelType w:val="multilevel"/>
+    <w:tmpl w:val="25383824"/>
+    <w:lvl w:ilvl="0">
+      <w:start w:val="1"/>
+      <w:numFmt w:val="bullet"/>
+      <w:lvlText w:val=""/>
+      <w:lvlJc w:val="left"/>
+      <w:pPr>
+        <w:tabs>
+          <w:tab w:val="num" w:pos="720"/>
+        </w:tabs>
+        <w:ind w:left="720" w:hanging="360"/>
+      </w:pPr>
+      <w:rPr>
+        <w:rFonts w:ascii="Symbol" w:hAnsi="Symbol" w:hint="default"/>
+        <w:sz w:val="20"/>
+      </w:rPr>
+    </w:lvl>
+    <w:lvl w:ilvl="1" w:tentative="1">
+      <w:start w:val="1"/>
+      <w:numFmt w:val="bullet"/>
+      <w:lvlText w:val="o"/>
+      <w:lvlJc w:val="left"/>
+      <w:pPr>
+        <w:tabs>
+          <w:tab w:val="num" w:pos="1440"/>
+        </w:tabs>
+        <w:ind w:left="1440" w:hanging="360"/>
+      </w:pPr>
+      <w:rPr>
+        <w:rFonts w:ascii="Courier New" w:hAnsi="Courier New" w:hint="default"/>
+        <w:sz w:val="20"/>
+      </w:rPr>
+    </w:lvl>
+    <w:lvl w:ilvl="2" w:tentative="1">
+      <w:start w:val="1"/>
+      <w:numFmt w:val="bullet"/>
+      <w:lvlText w:val=""/>
+      <w:lvlJc w:val="left"/>
+      <w:pPr>
+        <w:tabs>
+          <w:tab w:val="num" w:pos="2160"/>
+        </w:tabs>
+        <w:ind w:left="2160" w:hanging="360"/>
+      </w:pPr>
+      <w:rPr>
+        <w:rFonts w:ascii="Wingdings" w:hAnsi="Wingdings" w:hint="default"/>
+        <w:sz w:val="20"/>
+      </w:rPr>
+    </w:lvl>
+    <w:lvl w:ilvl="3" w:tentative="1">
+      <w:start w:val="1"/>
+      <w:numFmt w:val="bullet"/>
+      <w:lvlText w:val=""/>
+      <w:lvlJc w:val="left"/>
+      <w:pPr>
+        <w:tabs>
+          <w:tab w:val="num" w:pos="2880"/>
+        </w:tabs>
+        <w:ind w:left="2880" w:hanging="360"/>
+      </w:pPr>
+      <w:rPr>
+        <w:rFonts w:ascii="Wingdings" w:hAnsi="Wingdings" w:hint="default"/>
+        <w:sz w:val="20"/>
+      </w:rPr>
+    </w:lvl>
+    <w:lvl w:ilvl="4" w:tentative="1">
+      <w:start w:val="1"/>
+      <w:numFmt w:val="bullet"/>
+      <w:lvlText w:val=""/>
+      <w:lvlJc w:val="left"/>
+      <w:pPr>
+        <w:tabs>
+          <w:tab w:val="num" w:pos="3600"/>
+        </w:tabs>
+        <w:ind w:left="3600" w:hanging="360"/>
+      </w:pPr>
+      <w:rPr>
+        <w:rFonts w:ascii="Wingdings" w:hAnsi="Wingdings" w:hint="default"/>
+        <w:sz w:val="20"/>
+      </w:rPr>
+    </w:lvl>
+    <w:lvl w:ilvl="5" w:tentative="1">
+      <w:start w:val="1"/>
+      <w:numFmt w:val="bullet"/>
+      <w:lvlText w:val=""/>
+      <w:lvlJc w:val="left"/>
+      <w:pPr>
+        <w:tabs>
+          <w:tab w:val="num" w:pos="4320"/>
+        </w:tabs>
+        <w:ind w:left="4320" w:hanging="360"/>
+      </w:pPr>
+      <w:rPr>
+        <w:rFonts w:ascii="Wingdings" w:hAnsi="Wingdings" w:hint="default"/>
+        <w:sz w:val="20"/>
+      </w:rPr>
+    </w:lvl>
+    <w:lvl w:ilvl="6" w:tentative="1">
+      <w:start w:val="1"/>
+      <w:numFmt w:val="bullet"/>
+      <w:lvlText w:val=""/>
+      <w:lvlJc w:val="left"/>
+      <w:pPr>
+        <w:tabs>
+          <w:tab w:val="num" w:pos="5040"/>
+        </w:tabs>
+        <w:ind w:left="5040" w:hanging="360"/>
+      </w:pPr>
+      <w:rPr>
+        <w:rFonts w:ascii="Wingdings" w:hAnsi="Wingdings" w:hint="default"/>
+        <w:sz w:val="20"/>
+      </w:rPr>
+    </w:lvl>
+    <w:lvl w:ilvl="7" w:tentative="1">
+      <w:start w:val="1"/>
+      <w:numFmt w:val="bullet"/>
+      <w:lvlText w:val=""/>
+      <w:lvlJc w:val="left"/>
+      <w:pPr>
+        <w:tabs>
+          <w:tab w:val="num" w:pos="5760"/>
+        </w:tabs>
+        <w:ind w:left="5760" w:hanging="360"/>
+      </w:pPr>
+      <w:rPr>
+        <w:rFonts w:ascii="Wingdings" w:hAnsi="Wingdings" w:hint="default"/>
+        <w:sz w:val="20"/>
+      </w:rPr>
+    </w:lvl>
+    <w:lvl w:ilvl="8" w:tentative="1">
+      <w:start w:val="1"/>
+      <w:numFmt w:val="bullet"/>
+      <w:lvlText w:val=""/>
+      <w:lvlJc w:val="left"/>
+      <w:pPr>
+        <w:tabs>
+          <w:tab w:val="num" w:pos="6480"/>
+        </w:tabs>
+        <w:ind w:left="6480" w:hanging="360"/>
+      </w:pPr>
+      <w:rPr>
+        <w:rFonts w:ascii="Wingdings" w:hAnsi="Wingdings" w:hint="default"/>
+        <w:sz w:val="20"/>
+      </w:rPr>
+    </w:lvl>
+  </w:abstractNum>
+  <w:abstractNum w:abstractNumId="14" w15:restartNumberingAfterBreak="0">
+    <w:nsid w:val="63BE4CFD"/>
+    <w:multiLevelType w:val="multilevel"/>
+    <w:tmpl w:val="73D2D8C2"/>
+    <w:lvl w:ilvl="0">
+      <w:start w:val="1"/>
+      <w:numFmt w:val="bullet"/>
+      <w:lvlText w:val=""/>
+      <w:lvlJc w:val="left"/>
+      <w:pPr>
+        <w:tabs>
+          <w:tab w:val="num" w:pos="720"/>
+        </w:tabs>
+        <w:ind w:left="720" w:hanging="360"/>
+      </w:pPr>
+      <w:rPr>
+        <w:rFonts w:ascii="Symbol" w:hAnsi="Symbol" w:hint="default"/>
+        <w:sz w:val="20"/>
+      </w:rPr>
+    </w:lvl>
+    <w:lvl w:ilvl="1" w:tentative="1">
+      <w:start w:val="1"/>
+      <w:numFmt w:val="bullet"/>
+      <w:lvlText w:val="o"/>
+      <w:lvlJc w:val="left"/>
+      <w:pPr>
+        <w:tabs>
+          <w:tab w:val="num" w:pos="1440"/>
+        </w:tabs>
+        <w:ind w:left="1440" w:hanging="360"/>
+      </w:pPr>
+      <w:rPr>
+        <w:rFonts w:ascii="Courier New" w:hAnsi="Courier New" w:hint="default"/>
+        <w:sz w:val="20"/>
+      </w:rPr>
+    </w:lvl>
+    <w:lvl w:ilvl="2" w:tentative="1">
+      <w:start w:val="1"/>
+      <w:numFmt w:val="bullet"/>
+      <w:lvlText w:val=""/>
+      <w:lvlJc w:val="left"/>
+      <w:pPr>
+        <w:tabs>
+          <w:tab w:val="num" w:pos="2160"/>
+        </w:tabs>
+        <w:ind w:left="2160" w:hanging="360"/>
+      </w:pPr>
+      <w:rPr>
+        <w:rFonts w:ascii="Wingdings" w:hAnsi="Wingdings" w:hint="default"/>
+        <w:sz w:val="20"/>
+      </w:rPr>
+    </w:lvl>
+    <w:lvl w:ilvl="3" w:tentative="1">
+      <w:start w:val="1"/>
+      <w:numFmt w:val="bullet"/>
+      <w:lvlText w:val=""/>
+      <w:lvlJc w:val="left"/>
+      <w:pPr>
+        <w:tabs>
+          <w:tab w:val="num" w:pos="2880"/>
+        </w:tabs>
+        <w:ind w:left="2880" w:hanging="360"/>
+      </w:pPr>
+      <w:rPr>
+        <w:rFonts w:ascii="Wingdings" w:hAnsi="Wingdings" w:hint="default"/>
+        <w:sz w:val="20"/>
+      </w:rPr>
+    </w:lvl>
+    <w:lvl w:ilvl="4" w:tentative="1">
+      <w:start w:val="1"/>
+      <w:numFmt w:val="bullet"/>
+      <w:lvlText w:val=""/>
+      <w:lvlJc w:val="left"/>
+      <w:pPr>
+        <w:tabs>
+          <w:tab w:val="num" w:pos="3600"/>
+        </w:tabs>
+        <w:ind w:left="3600" w:hanging="360"/>
+      </w:pPr>
+      <w:rPr>
+        <w:rFonts w:ascii="Wingdings" w:hAnsi="Wingdings" w:hint="default"/>
+        <w:sz w:val="20"/>
+      </w:rPr>
+    </w:lvl>
+    <w:lvl w:ilvl="5" w:tentative="1">
+      <w:start w:val="1"/>
+      <w:numFmt w:val="bullet"/>
+      <w:lvlText w:val=""/>
+      <w:lvlJc w:val="left"/>
+      <w:pPr>
+        <w:tabs>
+          <w:tab w:val="num" w:pos="4320"/>
+        </w:tabs>
+        <w:ind w:left="4320" w:hanging="360"/>
+      </w:pPr>
+      <w:rPr>
+        <w:rFonts w:ascii="Wingdings" w:hAnsi="Wingdings" w:hint="default"/>
+        <w:sz w:val="20"/>
+      </w:rPr>
+    </w:lvl>
+    <w:lvl w:ilvl="6" w:tentative="1">
+      <w:start w:val="1"/>
+      <w:numFmt w:val="bullet"/>
+      <w:lvlText w:val=""/>
+      <w:lvlJc w:val="left"/>
+      <w:pPr>
+        <w:tabs>
+          <w:tab w:val="num" w:pos="5040"/>
+        </w:tabs>
+        <w:ind w:left="5040" w:hanging="360"/>
+      </w:pPr>
+      <w:rPr>
+        <w:rFonts w:ascii="Wingdings" w:hAnsi="Wingdings" w:hint="default"/>
+        <w:sz w:val="20"/>
+      </w:rPr>
+    </w:lvl>
+    <w:lvl w:ilvl="7" w:tentative="1">
+      <w:start w:val="1"/>
+      <w:numFmt w:val="bullet"/>
+      <w:lvlText w:val=""/>
+      <w:lvlJc w:val="left"/>
+      <w:pPr>
+        <w:tabs>
+          <w:tab w:val="num" w:pos="5760"/>
+        </w:tabs>
+        <w:ind w:left="5760" w:hanging="360"/>
+      </w:pPr>
+      <w:rPr>
+        <w:rFonts w:ascii="Wingdings" w:hAnsi="Wingdings" w:hint="default"/>
+        <w:sz w:val="20"/>
+      </w:rPr>
+    </w:lvl>
+    <w:lvl w:ilvl="8" w:tentative="1">
+      <w:start w:val="1"/>
+      <w:numFmt w:val="bullet"/>
+      <w:lvlText w:val=""/>
+      <w:lvlJc w:val="left"/>
+      <w:pPr>
+        <w:tabs>
+          <w:tab w:val="num" w:pos="6480"/>
+        </w:tabs>
+        <w:ind w:left="6480" w:hanging="360"/>
+      </w:pPr>
+      <w:rPr>
+        <w:rFonts w:ascii="Wingdings" w:hAnsi="Wingdings" w:hint="default"/>
+        <w:sz w:val="20"/>
+      </w:rPr>
+    </w:lvl>
+  </w:abstractNum>
+  <w:abstractNum w:abstractNumId="15" w15:restartNumberingAfterBreak="0">
     <w:nsid w:val="68A00300"/>
     <w:multiLevelType w:val="multilevel"/>
     <w:tmpl w:val="9C726D18"/>
@@ -4073,7 +7381,7 @@
       </w:rPr>
     </w:lvl>
   </w:abstractNum>
-  <w:abstractNum w:abstractNumId="8" w15:restartNumberingAfterBreak="0">
+  <w:abstractNum w:abstractNumId="16" w15:restartNumberingAfterBreak="0">
     <w:nsid w:val="691E66F3"/>
     <w:multiLevelType w:val="multilevel"/>
     <w:tmpl w:val="88500C3C"/>
@@ -4222,7 +7530,156 @@
       </w:rPr>
     </w:lvl>
   </w:abstractNum>
-  <w:abstractNum w:abstractNumId="9" w15:restartNumberingAfterBreak="0">
+  <w:abstractNum w:abstractNumId="17" w15:restartNumberingAfterBreak="0">
+    <w:nsid w:val="69646419"/>
+    <w:multiLevelType w:val="multilevel"/>
+    <w:tmpl w:val="B144F940"/>
+    <w:lvl w:ilvl="0">
+      <w:start w:val="1"/>
+      <w:numFmt w:val="bullet"/>
+      <w:lvlText w:val=""/>
+      <w:lvlJc w:val="left"/>
+      <w:pPr>
+        <w:tabs>
+          <w:tab w:val="num" w:pos="720"/>
+        </w:tabs>
+        <w:ind w:left="720" w:hanging="360"/>
+      </w:pPr>
+      <w:rPr>
+        <w:rFonts w:ascii="Symbol" w:hAnsi="Symbol" w:hint="default"/>
+        <w:sz w:val="20"/>
+      </w:rPr>
+    </w:lvl>
+    <w:lvl w:ilvl="1" w:tentative="1">
+      <w:start w:val="1"/>
+      <w:numFmt w:val="bullet"/>
+      <w:lvlText w:val="o"/>
+      <w:lvlJc w:val="left"/>
+      <w:pPr>
+        <w:tabs>
+          <w:tab w:val="num" w:pos="1440"/>
+        </w:tabs>
+        <w:ind w:left="1440" w:hanging="360"/>
+      </w:pPr>
+      <w:rPr>
+        <w:rFonts w:ascii="Courier New" w:hAnsi="Courier New" w:hint="default"/>
+        <w:sz w:val="20"/>
+      </w:rPr>
+    </w:lvl>
+    <w:lvl w:ilvl="2" w:tentative="1">
+      <w:start w:val="1"/>
+      <w:numFmt w:val="bullet"/>
+      <w:lvlText w:val=""/>
+      <w:lvlJc w:val="left"/>
+      <w:pPr>
+        <w:tabs>
+          <w:tab w:val="num" w:pos="2160"/>
+        </w:tabs>
+        <w:ind w:left="2160" w:hanging="360"/>
+      </w:pPr>
+      <w:rPr>
+        <w:rFonts w:ascii="Wingdings" w:hAnsi="Wingdings" w:hint="default"/>
+        <w:sz w:val="20"/>
+      </w:rPr>
+    </w:lvl>
+    <w:lvl w:ilvl="3" w:tentative="1">
+      <w:start w:val="1"/>
+      <w:numFmt w:val="bullet"/>
+      <w:lvlText w:val=""/>
+      <w:lvlJc w:val="left"/>
+      <w:pPr>
+        <w:tabs>
+          <w:tab w:val="num" w:pos="2880"/>
+        </w:tabs>
+        <w:ind w:left="2880" w:hanging="360"/>
+      </w:pPr>
+      <w:rPr>
+        <w:rFonts w:ascii="Wingdings" w:hAnsi="Wingdings" w:hint="default"/>
+        <w:sz w:val="20"/>
+      </w:rPr>
+    </w:lvl>
+    <w:lvl w:ilvl="4" w:tentative="1">
+      <w:start w:val="1"/>
+      <w:numFmt w:val="bullet"/>
+      <w:lvlText w:val=""/>
+      <w:lvlJc w:val="left"/>
+      <w:pPr>
+        <w:tabs>
+          <w:tab w:val="num" w:pos="3600"/>
+        </w:tabs>
+        <w:ind w:left="3600" w:hanging="360"/>
+      </w:pPr>
+      <w:rPr>
+        <w:rFonts w:ascii="Wingdings" w:hAnsi="Wingdings" w:hint="default"/>
+        <w:sz w:val="20"/>
+      </w:rPr>
+    </w:lvl>
+    <w:lvl w:ilvl="5" w:tentative="1">
+      <w:start w:val="1"/>
+      <w:numFmt w:val="bullet"/>
+      <w:lvlText w:val=""/>
+      <w:lvlJc w:val="left"/>
+      <w:pPr>
+        <w:tabs>
+          <w:tab w:val="num" w:pos="4320"/>
+        </w:tabs>
+        <w:ind w:left="4320" w:hanging="360"/>
+      </w:pPr>
+      <w:rPr>
+        <w:rFonts w:ascii="Wingdings" w:hAnsi="Wingdings" w:hint="default"/>
+        <w:sz w:val="20"/>
+      </w:rPr>
+    </w:lvl>
+    <w:lvl w:ilvl="6" w:tentative="1">
+      <w:start w:val="1"/>
+      <w:numFmt w:val="bullet"/>
+      <w:lvlText w:val=""/>
+      <w:lvlJc w:val="left"/>
+      <w:pPr>
+        <w:tabs>
+          <w:tab w:val="num" w:pos="5040"/>
+        </w:tabs>
+        <w:ind w:left="5040" w:hanging="360"/>
+      </w:pPr>
+      <w:rPr>
+        <w:rFonts w:ascii="Wingdings" w:hAnsi="Wingdings" w:hint="default"/>
+        <w:sz w:val="20"/>
+      </w:rPr>
+    </w:lvl>
+    <w:lvl w:ilvl="7" w:tentative="1">
+      <w:start w:val="1"/>
+      <w:numFmt w:val="bullet"/>
+      <w:lvlText w:val=""/>
+      <w:lvlJc w:val="left"/>
+      <w:pPr>
+        <w:tabs>
+          <w:tab w:val="num" w:pos="5760"/>
+        </w:tabs>
+        <w:ind w:left="5760" w:hanging="360"/>
+      </w:pPr>
+      <w:rPr>
+        <w:rFonts w:ascii="Wingdings" w:hAnsi="Wingdings" w:hint="default"/>
+        <w:sz w:val="20"/>
+      </w:rPr>
+    </w:lvl>
+    <w:lvl w:ilvl="8" w:tentative="1">
+      <w:start w:val="1"/>
+      <w:numFmt w:val="bullet"/>
+      <w:lvlText w:val=""/>
+      <w:lvlJc w:val="left"/>
+      <w:pPr>
+        <w:tabs>
+          <w:tab w:val="num" w:pos="6480"/>
+        </w:tabs>
+        <w:ind w:left="6480" w:hanging="360"/>
+      </w:pPr>
+      <w:rPr>
+        <w:rFonts w:ascii="Wingdings" w:hAnsi="Wingdings" w:hint="default"/>
+        <w:sz w:val="20"/>
+      </w:rPr>
+    </w:lvl>
+  </w:abstractNum>
+  <w:abstractNum w:abstractNumId="18" w15:restartNumberingAfterBreak="0">
     <w:nsid w:val="778A3E23"/>
     <w:multiLevelType w:val="multilevel"/>
     <w:tmpl w:val="008A03A6"/>
@@ -4371,7 +7828,7 @@
       </w:rPr>
     </w:lvl>
   </w:abstractNum>
-  <w:abstractNum w:abstractNumId="10" w15:restartNumberingAfterBreak="0">
+  <w:abstractNum w:abstractNumId="19" w15:restartNumberingAfterBreak="0">
     <w:nsid w:val="79BD2BAC"/>
     <w:multiLevelType w:val="multilevel"/>
     <w:tmpl w:val="25D6EA5C"/>
@@ -4520,7 +7977,7 @@
       </w:rPr>
     </w:lvl>
   </w:abstractNum>
-  <w:abstractNum w:abstractNumId="11" w15:restartNumberingAfterBreak="0">
+  <w:abstractNum w:abstractNumId="20" w15:restartNumberingAfterBreak="0">
     <w:nsid w:val="7FEF3F33"/>
     <w:multiLevelType w:val="multilevel"/>
     <w:tmpl w:val="792E386E"/>
@@ -4670,13 +8127,13 @@
     </w:lvl>
   </w:abstractNum>
   <w:num w:numId="1" w16cid:durableId="1233737667">
-    <w:abstractNumId w:val="3"/>
+    <w:abstractNumId w:val="8"/>
   </w:num>
   <w:num w:numId="2" w16cid:durableId="1330789840">
-    <w:abstractNumId w:val="7"/>
+    <w:abstractNumId w:val="15"/>
   </w:num>
   <w:num w:numId="3" w16cid:durableId="1852377276">
-    <w:abstractNumId w:val="8"/>
+    <w:abstractNumId w:val="16"/>
   </w:num>
   <w:num w:numId="4" w16cid:durableId="1102995038">
     <w:abstractNumId w:val="1"/>
@@ -4685,25 +8142,52 @@
     <w:abstractNumId w:val="0"/>
   </w:num>
   <w:num w:numId="6" w16cid:durableId="596868226">
-    <w:abstractNumId w:val="11"/>
+    <w:abstractNumId w:val="20"/>
   </w:num>
   <w:num w:numId="7" w16cid:durableId="955524185">
+    <w:abstractNumId w:val="19"/>
+  </w:num>
+  <w:num w:numId="8" w16cid:durableId="199632861">
+    <w:abstractNumId w:val="12"/>
+  </w:num>
+  <w:num w:numId="9" w16cid:durableId="1342321906">
+    <w:abstractNumId w:val="9"/>
+  </w:num>
+  <w:num w:numId="10" w16cid:durableId="1953438003">
     <w:abstractNumId w:val="10"/>
   </w:num>
-  <w:num w:numId="8" w16cid:durableId="199632861">
-    <w:abstractNumId w:val="6"/>
-  </w:num>
-  <w:num w:numId="9" w16cid:durableId="1342321906">
-    <w:abstractNumId w:val="4"/>
-  </w:num>
-  <w:num w:numId="10" w16cid:durableId="1953438003">
-    <w:abstractNumId w:val="5"/>
-  </w:num>
   <w:num w:numId="11" w16cid:durableId="959527285">
-    <w:abstractNumId w:val="9"/>
+    <w:abstractNumId w:val="18"/>
   </w:num>
   <w:num w:numId="12" w16cid:durableId="1873297687">
     <w:abstractNumId w:val="2"/>
+  </w:num>
+  <w:num w:numId="13" w16cid:durableId="1503549927">
+    <w:abstractNumId w:val="17"/>
+  </w:num>
+  <w:num w:numId="14" w16cid:durableId="473452650">
+    <w:abstractNumId w:val="4"/>
+  </w:num>
+  <w:num w:numId="15" w16cid:durableId="991953350">
+    <w:abstractNumId w:val="7"/>
+  </w:num>
+  <w:num w:numId="16" w16cid:durableId="1975864202">
+    <w:abstractNumId w:val="6"/>
+  </w:num>
+  <w:num w:numId="17" w16cid:durableId="126240094">
+    <w:abstractNumId w:val="5"/>
+  </w:num>
+  <w:num w:numId="18" w16cid:durableId="317729681">
+    <w:abstractNumId w:val="14"/>
+  </w:num>
+  <w:num w:numId="19" w16cid:durableId="1415856544">
+    <w:abstractNumId w:val="3"/>
+  </w:num>
+  <w:num w:numId="20" w16cid:durableId="288629394">
+    <w:abstractNumId w:val="11"/>
+  </w:num>
+  <w:num w:numId="21" w16cid:durableId="408968839">
+    <w:abstractNumId w:val="13"/>
   </w:num>
 </w:numbering>
 </file>
